--- a/data/rag_data/Ошибки Cisco и ВАРМ.docx
+++ b/data/rag_data/Ошибки Cisco и ВАРМ.docx
@@ -1,28 +1,23 @@
 
 <file path=word/document.xml><?xml version="1.0" encoding="utf-8"?>
-<w:document xmlns:wpc="http://schemas.microsoft.com/office/word/2010/wordprocessingCanvas" xmlns:cx="http://schemas.microsoft.com/office/drawing/2014/chartex" xmlns:cx1="http://schemas.microsoft.com/office/drawing/2015/9/8/chartex" xmlns:cx2="http://schemas.microsoft.com/office/drawing/2015/10/21/chartex" xmlns:cx3="http://schemas.microsoft.com/office/drawing/2016/5/9/chartex" xmlns:cx4="http://schemas.microsoft.com/office/drawing/2016/5/10/chartex" xmlns:cx5="http://schemas.microsoft.com/office/drawing/2016/5/11/chartex" xmlns:cx6="http://schemas.microsoft.com/office/drawing/2016/5/12/chartex" xmlns:cx7="http://schemas.microsoft.com/office/drawing/2016/5/13/chartex" xmlns:cx8="http://schemas.microsoft.com/office/drawing/2016/5/14/chartex" xmlns:mc="http://schemas.openxmlformats.org/markup-compatibility/2006" xmlns:aink="http://schemas.microsoft.com/office/drawing/2016/ink" xmlns:am3d="http://schemas.microsoft.com/office/drawing/2017/model3d" xmlns:o="urn:schemas-microsoft-com:office:office" xmlns:oel="http://schemas.microsoft.com/office/2019/extlst" xmlns:r="http://schemas.openxmlformats.org/officeDocument/2006/relationships" xmlns:m="http://schemas.openxmlformats.org/officeDocument/2006/math" xmlns:v="urn:schemas-microsoft-com:vml" xmlns:wp14="http://schemas.microsoft.com/office/word/2010/wordprocessingDrawing" xmlns:wp="http://schemas.openxmlformats.org/drawingml/2006/wordprocessingDrawing" xmlns:w10="urn:schemas-microsoft-com:office:word" xmlns:w="http://schemas.openxmlformats.org/wordprocessingml/2006/main" xmlns:w14="http://schemas.microsoft.com/office/word/2010/wordml" xmlns:w15="http://schemas.microsoft.com/office/word/2012/wordml" xmlns:w16cex="http://schemas.microsoft.com/office/word/2018/wordml/cex" xmlns:w16cid="http://schemas.microsoft.com/office/word/2016/wordml/cid" xmlns:w16="http://schemas.microsoft.com/office/word/2018/wordml" xmlns:w16du="http://schemas.microsoft.com/office/word/2023/wordml/word16du" xmlns:w16sdtdh="http://schemas.microsoft.com/office/word/2020/wordml/sdtdatahash" xmlns:w16sdtfl="http://schemas.microsoft.com/office/word/2024/wordml/sdtformatlock" xmlns:w16se="http://schemas.microsoft.com/office/word/2015/wordml/symex" xmlns:wpg="http://schemas.microsoft.com/office/word/2010/wordprocessingGroup" xmlns:wpi="http://schemas.microsoft.com/office/word/2010/wordprocessingInk" xmlns:wne="http://schemas.microsoft.com/office/word/2006/wordml" xmlns:wps="http://schemas.microsoft.com/office/word/2010/wordprocessingShape" mc:Ignorable="w14 w15 w16se w16cid w16 w16cex w16sdtdh w16sdtfl w16du wp14">
+<w:document xmlns:wpc="http://schemas.microsoft.com/office/word/2010/wordprocessingCanvas" xmlns:cx="http://schemas.microsoft.com/office/drawing/2014/chartex" xmlns:cx1="http://schemas.microsoft.com/office/drawing/2015/9/8/chartex" xmlns:cx2="http://schemas.microsoft.com/office/drawing/2015/10/21/chartex" xmlns:cx3="http://schemas.microsoft.com/office/drawing/2016/5/9/chartex" xmlns:cx4="http://schemas.microsoft.com/office/drawing/2016/5/10/chartex" xmlns:cx5="http://schemas.microsoft.com/office/drawing/2016/5/11/chartex" xmlns:cx6="http://schemas.microsoft.com/office/drawing/2016/5/12/chartex" xmlns:cx7="http://schemas.microsoft.com/office/drawing/2016/5/13/chartex" xmlns:cx8="http://schemas.microsoft.com/office/drawing/2016/5/14/chartex" xmlns:mc="http://schemas.openxmlformats.org/markup-compatibility/2006" xmlns:aink="http://schemas.microsoft.com/office/drawing/2016/ink" xmlns:am3d="http://schemas.microsoft.com/office/drawing/2017/model3d" xmlns:o="urn:schemas-microsoft-com:office:office" xmlns:oel="http://schemas.microsoft.com/office/2019/extlst" xmlns:r="http://schemas.openxmlformats.org/officeDocument/2006/relationships" xmlns:m="http://schemas.openxmlformats.org/officeDocument/2006/math" xmlns:v="urn:schemas-microsoft-com:vml" xmlns:wp14="http://schemas.microsoft.com/office/word/2010/wordprocessingDrawing" xmlns:wp="http://schemas.openxmlformats.org/drawingml/2006/wordprocessingDrawing" xmlns:w10="urn:schemas-microsoft-com:office:word" xmlns:w="http://schemas.openxmlformats.org/wordprocessingml/2006/main" xmlns:w14="http://schemas.microsoft.com/office/word/2010/wordml" xmlns:w15="http://schemas.microsoft.com/office/word/2012/wordml" xmlns:w16cex="http://schemas.microsoft.com/office/word/2018/wordml/cex" xmlns:w16cid="http://schemas.microsoft.com/office/word/2016/wordml/cid" xmlns:w16="http://schemas.microsoft.com/office/word/2018/wordml" xmlns:w16du="http://schemas.microsoft.com/office/word/2023/wordml/word16du" xmlns:w16sdtdh="http://schemas.microsoft.com/office/word/2020/wordml/sdtdatahash" xmlns:w16se="http://schemas.microsoft.com/office/word/2015/wordml/symex" xmlns:wpg="http://schemas.microsoft.com/office/word/2010/wordprocessingGroup" xmlns:wpi="http://schemas.microsoft.com/office/word/2010/wordprocessingInk" xmlns:wne="http://schemas.microsoft.com/office/word/2006/wordml" xmlns:wps="http://schemas.microsoft.com/office/word/2010/wordprocessingShape" mc:Ignorable="w14 w15 w16se w16cid w16 w16cex w16sdtdh w16du wp14">
   <w:body>
     <w:p>
       <w:pPr>
-        <w:rPr>
-          <w:rFonts w:eastAsia="Times New Roman"/>
-          <w:kern w:val="0"/>
-          <w14:ligatures w14:val="none"/>
-        </w:rPr>
-      </w:pPr>
-      <w:r>
-        <w:rPr>
-          <w:rFonts w:eastAsia="Times New Roman"/>
-          <w:kern w:val="0"/>
-          <w14:ligatures w14:val="none"/>
+        <w:pStyle w:val="1"/>
+        <w:rPr>
+          <w:rFonts w:eastAsia="Times New Roman"/>
+        </w:rPr>
+      </w:pPr>
+      <w:r>
+        <w:rPr>
+          <w:rFonts w:eastAsia="Times New Roman"/>
         </w:rPr>
         <w:t>Что делать при ошибке</w:t>
       </w:r>
       <w:r>
         <w:rPr>
           <w:rFonts w:eastAsia="Times New Roman"/>
-          <w:kern w:val="0"/>
-          <w14:ligatures w14:val="none"/>
         </w:rPr>
         <w:t xml:space="preserve"> «</w:t>
       </w:r>
@@ -30,8 +25,6 @@
       <w:r>
         <w:rPr>
           <w:rFonts w:eastAsia="Times New Roman"/>
-          <w:kern w:val="0"/>
-          <w14:ligatures w14:val="none"/>
         </w:rPr>
         <w:t>Login</w:t>
       </w:r>
@@ -39,8 +32,6 @@
       <w:r>
         <w:rPr>
           <w:rFonts w:eastAsia="Times New Roman"/>
-          <w:kern w:val="0"/>
-          <w14:ligatures w14:val="none"/>
         </w:rPr>
         <w:t xml:space="preserve"> </w:t>
       </w:r>
@@ -48,8 +39,6 @@
       <w:r>
         <w:rPr>
           <w:rFonts w:eastAsia="Times New Roman"/>
-          <w:kern w:val="0"/>
-          <w14:ligatures w14:val="none"/>
         </w:rPr>
         <w:t>Failed</w:t>
       </w:r>
@@ -57,16 +46,12 @@
       <w:r>
         <w:rPr>
           <w:rFonts w:eastAsia="Times New Roman"/>
-          <w:kern w:val="0"/>
-          <w14:ligatures w14:val="none"/>
         </w:rPr>
         <w:t>»</w:t>
       </w:r>
       <w:r>
         <w:rPr>
           <w:rFonts w:eastAsia="Times New Roman"/>
-          <w:kern w:val="0"/>
-          <w14:ligatures w14:val="none"/>
         </w:rPr>
         <w:t>?</w:t>
       </w:r>
@@ -159,270 +144,191 @@
     </w:p>
     <w:p>
       <w:pPr>
-        <w:rPr>
-          <w:rFonts w:eastAsia="Times New Roman"/>
-          <w:kern w:val="0"/>
-          <w:lang w:val="en-US"/>
-          <w14:ligatures w14:val="none"/>
-        </w:rPr>
-      </w:pPr>
-      <w:r>
-        <w:rPr>
-          <w:rFonts w:eastAsia="Times New Roman"/>
-          <w:kern w:val="0"/>
-          <w14:ligatures w14:val="none"/>
-        </w:rPr>
-        <w:t>Что</w:t>
-      </w:r>
-      <w:r>
-        <w:rPr>
-          <w:rFonts w:eastAsia="Times New Roman"/>
-          <w:kern w:val="0"/>
-          <w:lang w:val="en-US"/>
-          <w14:ligatures w14:val="none"/>
+        <w:pStyle w:val="1"/>
+        <w:rPr>
+          <w:rFonts w:eastAsia="Times New Roman"/>
+        </w:rPr>
+      </w:pPr>
+      <w:r>
+        <w:rPr>
+          <w:rFonts w:eastAsia="Times New Roman"/>
+        </w:rPr>
+        <w:t>Что делать при ошибке Connection attempt has timed out?</w:t>
+      </w:r>
+    </w:p>
+    <w:p>
+      <w:pPr>
+        <w:rPr>
+          <w:rFonts w:eastAsia="Times New Roman"/>
+          <w:kern w:val="0"/>
+          <w14:ligatures w14:val="none"/>
+        </w:rPr>
+      </w:pPr>
+      <w:r>
+        <w:rPr>
+          <w:rFonts w:eastAsia="Times New Roman"/>
+          <w:kern w:val="0"/>
+          <w14:ligatures w14:val="none"/>
+        </w:rPr>
+        <w:t>Проверьте сетевое подключение:</w:t>
+      </w:r>
+    </w:p>
+    <w:p>
+      <w:pPr>
+        <w:rPr>
+          <w:rFonts w:eastAsia="Times New Roman"/>
+          <w:kern w:val="0"/>
+          <w14:ligatures w14:val="none"/>
+        </w:rPr>
+      </w:pPr>
+      <w:r>
+        <w:rPr>
+          <w:rFonts w:eastAsia="Times New Roman"/>
+          <w:kern w:val="0"/>
+          <w14:ligatures w14:val="none"/>
+        </w:rPr>
+        <w:t>Убедитесь, что ваш компьютер подключён к сети Интернет. Попробуйте открыть любой веб-сайт в браузере, например Google или Яндекс.</w:t>
+      </w:r>
+    </w:p>
+    <w:p>
+      <w:pPr>
+        <w:rPr>
+          <w:rFonts w:eastAsia="Times New Roman"/>
+          <w:kern w:val="0"/>
+          <w14:ligatures w14:val="none"/>
+        </w:rPr>
+      </w:pPr>
+      <w:r>
+        <w:rPr>
+          <w:rFonts w:eastAsia="Times New Roman"/>
+          <w:kern w:val="0"/>
+          <w14:ligatures w14:val="none"/>
+        </w:rPr>
+        <w:t>Перезагрузите роутер/модем:</w:t>
+      </w:r>
+    </w:p>
+    <w:p>
+      <w:pPr>
+        <w:rPr>
+          <w:rFonts w:eastAsia="Times New Roman"/>
+          <w:kern w:val="0"/>
+          <w14:ligatures w14:val="none"/>
+        </w:rPr>
+      </w:pPr>
+      <w:r>
+        <w:rPr>
+          <w:rFonts w:eastAsia="Times New Roman"/>
+          <w:kern w:val="0"/>
+          <w14:ligatures w14:val="none"/>
+        </w:rPr>
+        <w:t>Отключите питание от устройства, подождите около минуты и снова включите его.</w:t>
+      </w:r>
+    </w:p>
+    <w:p>
+      <w:pPr>
+        <w:rPr>
+          <w:rFonts w:eastAsia="Times New Roman"/>
+          <w:kern w:val="0"/>
+          <w14:ligatures w14:val="none"/>
+        </w:rPr>
+      </w:pPr>
+      <w:r>
+        <w:rPr>
+          <w:rFonts w:eastAsia="Times New Roman"/>
+          <w:kern w:val="0"/>
+          <w14:ligatures w14:val="none"/>
+        </w:rPr>
+        <w:t xml:space="preserve">Попробуйте подключиться к другому интернету, провайдер должен отличаться. </w:t>
+      </w:r>
+      <w:proofErr w:type="gramStart"/>
+      <w:r>
+        <w:rPr>
+          <w:rFonts w:eastAsia="Times New Roman"/>
+          <w:kern w:val="0"/>
+          <w14:ligatures w14:val="none"/>
+        </w:rPr>
+        <w:t>Например</w:t>
+      </w:r>
+      <w:proofErr w:type="gramEnd"/>
+      <w:r>
+        <w:rPr>
+          <w:rFonts w:eastAsia="Times New Roman"/>
+          <w:kern w:val="0"/>
+          <w14:ligatures w14:val="none"/>
+        </w:rPr>
+        <w:t xml:space="preserve"> раздать интернет с телефона.</w:t>
+      </w:r>
+    </w:p>
+    <w:p>
+      <w:pPr>
+        <w:rPr>
+          <w:rFonts w:eastAsia="Times New Roman"/>
+          <w:kern w:val="0"/>
+          <w14:ligatures w14:val="none"/>
+        </w:rPr>
+      </w:pPr>
+    </w:p>
+    <w:p>
+      <w:pPr>
+        <w:rPr>
+          <w:rFonts w:eastAsia="Times New Roman"/>
+          <w:kern w:val="0"/>
+          <w14:ligatures w14:val="none"/>
+        </w:rPr>
+      </w:pPr>
+    </w:p>
+    <w:p>
+      <w:pPr>
+        <w:pStyle w:val="1"/>
+        <w:rPr>
+          <w:rFonts w:eastAsia="Times New Roman"/>
+        </w:rPr>
+      </w:pPr>
+      <w:r>
+        <w:rPr>
+          <w:rFonts w:eastAsia="Times New Roman"/>
+        </w:rPr>
+        <w:t xml:space="preserve">Что делать при ошибке </w:t>
+      </w:r>
+      <w:proofErr w:type="spellStart"/>
+      <w:r>
+        <w:rPr>
+          <w:rFonts w:eastAsia="Times New Roman"/>
+        </w:rPr>
+        <w:t>Certificate</w:t>
+      </w:r>
+      <w:proofErr w:type="spellEnd"/>
+      <w:r>
+        <w:rPr>
+          <w:rFonts w:eastAsia="Times New Roman"/>
         </w:rPr>
         <w:t xml:space="preserve"> </w:t>
       </w:r>
-      <w:r>
-        <w:rPr>
-          <w:rFonts w:eastAsia="Times New Roman"/>
-          <w:kern w:val="0"/>
-          <w14:ligatures w14:val="none"/>
-        </w:rPr>
-        <w:t>делать</w:t>
-      </w:r>
-      <w:r>
-        <w:rPr>
-          <w:rFonts w:eastAsia="Times New Roman"/>
-          <w:kern w:val="0"/>
-          <w:lang w:val="en-US"/>
-          <w14:ligatures w14:val="none"/>
+      <w:proofErr w:type="spellStart"/>
+      <w:r>
+        <w:rPr>
+          <w:rFonts w:eastAsia="Times New Roman"/>
+        </w:rPr>
+        <w:t>Validation</w:t>
+      </w:r>
+      <w:proofErr w:type="spellEnd"/>
+      <w:r>
+        <w:rPr>
+          <w:rFonts w:eastAsia="Times New Roman"/>
         </w:rPr>
         <w:t xml:space="preserve"> </w:t>
       </w:r>
-      <w:r>
-        <w:rPr>
-          <w:rFonts w:eastAsia="Times New Roman"/>
-          <w:kern w:val="0"/>
-          <w14:ligatures w14:val="none"/>
-        </w:rPr>
-        <w:t>при</w:t>
-      </w:r>
-      <w:r>
-        <w:rPr>
-          <w:rFonts w:eastAsia="Times New Roman"/>
-          <w:kern w:val="0"/>
-          <w:lang w:val="en-US"/>
-          <w14:ligatures w14:val="none"/>
-        </w:rPr>
-        <w:t xml:space="preserve"> </w:t>
-      </w:r>
-      <w:r>
-        <w:rPr>
-          <w:rFonts w:eastAsia="Times New Roman"/>
-          <w:kern w:val="0"/>
-          <w14:ligatures w14:val="none"/>
-        </w:rPr>
-        <w:t>ошибке</w:t>
-      </w:r>
-      <w:r>
-        <w:rPr>
-          <w:rFonts w:eastAsia="Times New Roman"/>
-          <w:kern w:val="0"/>
-          <w:lang w:val="en-US"/>
-          <w14:ligatures w14:val="none"/>
-        </w:rPr>
-        <w:t xml:space="preserve"> Connection attempt has timed out?</w:t>
-      </w:r>
-    </w:p>
-    <w:p>
-      <w:pPr>
-        <w:rPr>
-          <w:rFonts w:eastAsia="Times New Roman"/>
-          <w:kern w:val="0"/>
-          <w14:ligatures w14:val="none"/>
-        </w:rPr>
-      </w:pPr>
-      <w:r>
-        <w:rPr>
-          <w:rFonts w:eastAsia="Times New Roman"/>
-          <w:kern w:val="0"/>
-          <w14:ligatures w14:val="none"/>
-        </w:rPr>
-        <w:t>Проверьте сетевое подключение:</w:t>
-      </w:r>
-    </w:p>
-    <w:p>
-      <w:pPr>
-        <w:rPr>
-          <w:rFonts w:eastAsia="Times New Roman"/>
-          <w:kern w:val="0"/>
-          <w14:ligatures w14:val="none"/>
-        </w:rPr>
-      </w:pPr>
-      <w:r>
-        <w:rPr>
-          <w:rFonts w:eastAsia="Times New Roman"/>
-          <w:kern w:val="0"/>
-          <w14:ligatures w14:val="none"/>
-        </w:rPr>
-        <w:t>Убедитесь, что ваш компьютер подключён к сети Интернет. Попробуйте открыть любой веб-сайт в браузере, например Google или Яндекс.</w:t>
-      </w:r>
-    </w:p>
-    <w:p>
-      <w:pPr>
-        <w:rPr>
-          <w:rFonts w:eastAsia="Times New Roman"/>
-          <w:kern w:val="0"/>
-          <w14:ligatures w14:val="none"/>
-        </w:rPr>
-      </w:pPr>
-      <w:r>
-        <w:rPr>
-          <w:rFonts w:eastAsia="Times New Roman"/>
-          <w:kern w:val="0"/>
-          <w14:ligatures w14:val="none"/>
-        </w:rPr>
-        <w:t>Перезагрузите роутер/модем:</w:t>
-      </w:r>
-    </w:p>
-    <w:p>
-      <w:pPr>
-        <w:rPr>
-          <w:rFonts w:eastAsia="Times New Roman"/>
-          <w:kern w:val="0"/>
-          <w14:ligatures w14:val="none"/>
-        </w:rPr>
-      </w:pPr>
-      <w:r>
-        <w:rPr>
-          <w:rFonts w:eastAsia="Times New Roman"/>
-          <w:kern w:val="0"/>
-          <w14:ligatures w14:val="none"/>
-        </w:rPr>
-        <w:t>Отключите питание от устройства, подождите около минуты и снова включите его.</w:t>
-      </w:r>
-    </w:p>
-    <w:p>
-      <w:pPr>
-        <w:rPr>
-          <w:rFonts w:eastAsia="Times New Roman"/>
-          <w:kern w:val="0"/>
-          <w14:ligatures w14:val="none"/>
-        </w:rPr>
-      </w:pPr>
-      <w:r>
-        <w:rPr>
-          <w:rFonts w:eastAsia="Times New Roman"/>
-          <w:kern w:val="0"/>
-          <w14:ligatures w14:val="none"/>
-        </w:rPr>
-        <w:t xml:space="preserve">Попробуйте подключиться к другому интернету, провайдер должен отличаться. </w:t>
-      </w:r>
-      <w:proofErr w:type="gramStart"/>
-      <w:r>
-        <w:rPr>
-          <w:rFonts w:eastAsia="Times New Roman"/>
-          <w:kern w:val="0"/>
-          <w14:ligatures w14:val="none"/>
-        </w:rPr>
-        <w:t>Например</w:t>
-      </w:r>
-      <w:proofErr w:type="gramEnd"/>
-      <w:r>
-        <w:rPr>
-          <w:rFonts w:eastAsia="Times New Roman"/>
-          <w:kern w:val="0"/>
-          <w14:ligatures w14:val="none"/>
-        </w:rPr>
-        <w:t xml:space="preserve"> раздать интернет с телефона.</w:t>
-      </w:r>
-    </w:p>
-    <w:p>
-      <w:pPr>
-        <w:rPr>
-          <w:rFonts w:eastAsia="Times New Roman"/>
-          <w:kern w:val="0"/>
-          <w14:ligatures w14:val="none"/>
-        </w:rPr>
-      </w:pPr>
-    </w:p>
-    <w:p>
-      <w:pPr>
-        <w:rPr>
-          <w:rFonts w:eastAsia="Times New Roman"/>
-          <w:kern w:val="0"/>
-          <w14:ligatures w14:val="none"/>
-        </w:rPr>
-      </w:pPr>
-    </w:p>
-    <w:p>
-      <w:pPr>
-        <w:rPr>
-          <w:rFonts w:eastAsia="Times New Roman"/>
-          <w:kern w:val="0"/>
-          <w14:ligatures w14:val="none"/>
-        </w:rPr>
-      </w:pPr>
-      <w:r>
-        <w:rPr>
-          <w:rFonts w:eastAsia="Times New Roman"/>
-          <w:kern w:val="0"/>
-          <w14:ligatures w14:val="none"/>
-        </w:rPr>
-        <w:t xml:space="preserve">Что делать при ошибке </w:t>
-      </w:r>
       <w:proofErr w:type="spellStart"/>
       <w:r>
         <w:rPr>
           <w:rFonts w:eastAsia="Times New Roman"/>
-          <w:kern w:val="0"/>
-          <w14:ligatures w14:val="none"/>
-        </w:rPr>
-        <w:t>Certificate</w:t>
+        </w:rPr>
+        <w:t>Failure</w:t>
       </w:r>
       <w:proofErr w:type="spellEnd"/>
       <w:r>
         <w:rPr>
           <w:rFonts w:eastAsia="Times New Roman"/>
-          <w:kern w:val="0"/>
-          <w14:ligatures w14:val="none"/>
-        </w:rPr>
-        <w:t xml:space="preserve"> </w:t>
-      </w:r>
-      <w:proofErr w:type="spellStart"/>
-      <w:r>
-        <w:rPr>
-          <w:rFonts w:eastAsia="Times New Roman"/>
-          <w:kern w:val="0"/>
-          <w14:ligatures w14:val="none"/>
-        </w:rPr>
-        <w:t>Validation</w:t>
-      </w:r>
-      <w:proofErr w:type="spellEnd"/>
-      <w:r>
-        <w:rPr>
-          <w:rFonts w:eastAsia="Times New Roman"/>
-          <w:kern w:val="0"/>
-          <w14:ligatures w14:val="none"/>
-        </w:rPr>
-        <w:t xml:space="preserve"> </w:t>
-      </w:r>
-      <w:proofErr w:type="spellStart"/>
-      <w:r>
-        <w:rPr>
-          <w:rFonts w:eastAsia="Times New Roman"/>
-          <w:kern w:val="0"/>
-          <w14:ligatures w14:val="none"/>
-        </w:rPr>
-        <w:t>Failure</w:t>
-      </w:r>
-      <w:proofErr w:type="spellEnd"/>
-      <w:r>
-        <w:rPr>
-          <w:rFonts w:eastAsia="Times New Roman"/>
-          <w:kern w:val="0"/>
-          <w14:ligatures w14:val="none"/>
         </w:rPr>
         <w:t>?</w:t>
       </w:r>
@@ -559,25 +465,20 @@
     </w:p>
     <w:p>
       <w:pPr>
-        <w:rPr>
-          <w:rFonts w:eastAsia="Times New Roman"/>
-          <w:kern w:val="0"/>
-          <w14:ligatures w14:val="none"/>
-        </w:rPr>
-      </w:pPr>
-      <w:r>
-        <w:rPr>
-          <w:rFonts w:eastAsia="Times New Roman"/>
-          <w:kern w:val="0"/>
-          <w14:ligatures w14:val="none"/>
+        <w:pStyle w:val="1"/>
+        <w:rPr>
+          <w:rFonts w:eastAsia="Times New Roman"/>
+        </w:rPr>
+      </w:pPr>
+      <w:r>
+        <w:rPr>
+          <w:rFonts w:eastAsia="Times New Roman"/>
         </w:rPr>
         <w:t>Что делать при ошибке</w:t>
       </w:r>
       <w:r>
         <w:rPr>
           <w:rFonts w:eastAsia="Times New Roman"/>
-          <w:kern w:val="0"/>
-          <w14:ligatures w14:val="none"/>
         </w:rPr>
         <w:t xml:space="preserve"> «403 </w:t>
       </w:r>
@@ -585,8 +486,6 @@
       <w:r>
         <w:rPr>
           <w:rFonts w:eastAsia="Times New Roman"/>
-          <w:kern w:val="0"/>
-          <w14:ligatures w14:val="none"/>
         </w:rPr>
         <w:t>Forbidden</w:t>
       </w:r>
@@ -594,16 +493,12 @@
       <w:r>
         <w:rPr>
           <w:rFonts w:eastAsia="Times New Roman"/>
-          <w:kern w:val="0"/>
-          <w14:ligatures w14:val="none"/>
         </w:rPr>
         <w:t>»/Не удается получить доступ к сайту</w:t>
       </w:r>
       <w:r>
         <w:rPr>
           <w:rFonts w:eastAsia="Times New Roman"/>
-          <w:kern w:val="0"/>
-          <w14:ligatures w14:val="none"/>
         </w:rPr>
         <w:t>?</w:t>
       </w:r>
@@ -698,17 +593,14 @@
     </w:p>
     <w:p>
       <w:pPr>
-        <w:rPr>
-          <w:rFonts w:eastAsia="Times New Roman"/>
-          <w:kern w:val="0"/>
-          <w14:ligatures w14:val="none"/>
-        </w:rPr>
-      </w:pPr>
-      <w:r>
-        <w:rPr>
-          <w:rFonts w:eastAsia="Times New Roman"/>
-          <w:kern w:val="0"/>
-          <w14:ligatures w14:val="none"/>
+        <w:pStyle w:val="1"/>
+        <w:rPr>
+          <w:rFonts w:eastAsia="Times New Roman"/>
+        </w:rPr>
+      </w:pPr>
+      <w:r>
+        <w:rPr>
+          <w:rFonts w:eastAsia="Times New Roman"/>
         </w:rPr>
         <w:t xml:space="preserve">Что делать при ошибке </w:t>
       </w:r>
@@ -716,8 +608,6 @@
       <w:r>
         <w:rPr>
           <w:rFonts w:eastAsia="Times New Roman"/>
-          <w:kern w:val="0"/>
-          <w14:ligatures w14:val="none"/>
         </w:rPr>
         <w:t>domain</w:t>
       </w:r>
@@ -725,8 +615,6 @@
       <w:r>
         <w:rPr>
           <w:rFonts w:eastAsia="Times New Roman"/>
-          <w:kern w:val="0"/>
-          <w14:ligatures w14:val="none"/>
         </w:rPr>
         <w:t xml:space="preserve"> </w:t>
       </w:r>
@@ -734,8 +622,6 @@
       <w:r>
         <w:rPr>
           <w:rFonts w:eastAsia="Times New Roman"/>
-          <w:kern w:val="0"/>
-          <w14:ligatures w14:val="none"/>
         </w:rPr>
         <w:t>name</w:t>
       </w:r>
@@ -743,8 +629,6 @@
       <w:r>
         <w:rPr>
           <w:rFonts w:eastAsia="Times New Roman"/>
-          <w:kern w:val="0"/>
-          <w14:ligatures w14:val="none"/>
         </w:rPr>
         <w:t xml:space="preserve"> </w:t>
       </w:r>
@@ -752,8 +636,6 @@
       <w:r>
         <w:rPr>
           <w:rFonts w:eastAsia="Times New Roman"/>
-          <w:kern w:val="0"/>
-          <w14:ligatures w14:val="none"/>
         </w:rPr>
         <w:t>resolution</w:t>
       </w:r>
@@ -761,16 +643,12 @@
       <w:r>
         <w:rPr>
           <w:rFonts w:eastAsia="Times New Roman"/>
-          <w:kern w:val="0"/>
-          <w14:ligatures w14:val="none"/>
         </w:rPr>
         <w:t>/неверное имя домена</w:t>
       </w:r>
       <w:r>
         <w:rPr>
           <w:rFonts w:eastAsia="Times New Roman"/>
-          <w:kern w:val="0"/>
-          <w14:ligatures w14:val="none"/>
         </w:rPr>
         <w:t>?</w:t>
       </w:r>
@@ -789,7 +667,6 @@
           <w:kern w:val="0"/>
           <w14:ligatures w14:val="none"/>
         </w:rPr>
-        <w:lastRenderedPageBreak/>
         <w:t>Подключитесь через IP:</w:t>
       </w:r>
     </w:p>
@@ -847,33 +724,26 @@
     </w:p>
     <w:p>
       <w:pPr>
-        <w:rPr>
-          <w:rFonts w:eastAsia="Times New Roman"/>
-          <w:kern w:val="0"/>
-          <w14:ligatures w14:val="none"/>
-        </w:rPr>
-      </w:pPr>
-      <w:r>
-        <w:rPr>
-          <w:rFonts w:eastAsia="Times New Roman"/>
-          <w:kern w:val="0"/>
-          <w14:ligatures w14:val="none"/>
+        <w:pStyle w:val="1"/>
+        <w:rPr>
+          <w:rFonts w:eastAsia="Times New Roman"/>
+        </w:rPr>
+      </w:pPr>
+      <w:r>
+        <w:rPr>
+          <w:rFonts w:eastAsia="Times New Roman"/>
         </w:rPr>
         <w:t>Что делать при ошибк</w:t>
       </w:r>
       <w:r>
         <w:rPr>
           <w:rFonts w:eastAsia="Times New Roman"/>
-          <w:kern w:val="0"/>
-          <w14:ligatures w14:val="none"/>
         </w:rPr>
         <w:t>е</w:t>
       </w:r>
       <w:r>
         <w:rPr>
           <w:rFonts w:eastAsia="Times New Roman"/>
-          <w:kern w:val="0"/>
-          <w14:ligatures w14:val="none"/>
         </w:rPr>
         <w:t xml:space="preserve"> таймаут подключения?</w:t>
       </w:r>
@@ -915,6 +785,44 @@
     </w:p>
     <w:p>
       <w:pPr>
+        <w:pStyle w:val="1"/>
+        <w:rPr>
+          <w:rFonts w:eastAsia="Times New Roman"/>
+        </w:rPr>
+      </w:pPr>
+      <w:r>
+        <w:rPr>
+          <w:rFonts w:eastAsia="Times New Roman"/>
+        </w:rPr>
+        <w:t>Что делать</w:t>
+      </w:r>
+      <w:r>
+        <w:rPr>
+          <w:rFonts w:eastAsia="Times New Roman"/>
+        </w:rPr>
+        <w:t xml:space="preserve"> при</w:t>
+      </w:r>
+      <w:r>
+        <w:rPr>
+          <w:rFonts w:eastAsia="Times New Roman"/>
+        </w:rPr>
+        <w:t xml:space="preserve"> ошибке Untrusted server blocked/Ненадежный сервер заблокирован</w:t>
+      </w:r>
+      <w:r>
+        <w:rPr>
+          <w:rFonts w:eastAsia="Times New Roman"/>
+        </w:rPr>
+        <w:t>/Security warning: untrusted server certificate</w:t>
+      </w:r>
+      <w:r>
+        <w:rPr>
+          <w:rFonts w:eastAsia="Times New Roman"/>
+        </w:rPr>
+        <w:t>?</w:t>
+      </w:r>
+    </w:p>
+    <w:p>
+      <w:pPr>
         <w:rPr>
           <w:rFonts w:eastAsia="Times New Roman"/>
           <w:kern w:val="0"/>
@@ -928,7 +836,7 @@
           <w:kern w:val="0"/>
           <w14:ligatures w14:val="none"/>
         </w:rPr>
-        <w:t>Что</w:t>
+        <w:t>Нажимаем</w:t>
       </w:r>
       <w:r>
         <w:rPr>
@@ -937,6 +845,33 @@
           <w:lang w:val="en-US"/>
           <w14:ligatures w14:val="none"/>
         </w:rPr>
+        <w:t xml:space="preserve"> Change Setting.</w:t>
+      </w:r>
+    </w:p>
+    <w:p>
+      <w:pPr>
+        <w:rPr>
+          <w:rFonts w:eastAsia="Times New Roman"/>
+          <w:kern w:val="0"/>
+          <w:lang w:val="en-US"/>
+          <w14:ligatures w14:val="none"/>
+        </w:rPr>
+      </w:pPr>
+      <w:r>
+        <w:rPr>
+          <w:rFonts w:eastAsia="Times New Roman"/>
+          <w:kern w:val="0"/>
+          <w14:ligatures w14:val="none"/>
+        </w:rPr>
+        <w:t>Убираем</w:t>
+      </w:r>
+      <w:r>
+        <w:rPr>
+          <w:rFonts w:eastAsia="Times New Roman"/>
+          <w:kern w:val="0"/>
+          <w:lang w:val="en-US"/>
+          <w14:ligatures w14:val="none"/>
+        </w:rPr>
         <w:t xml:space="preserve"> </w:t>
       </w:r>
       <w:r>
@@ -945,7 +880,7 @@
           <w:kern w:val="0"/>
           <w14:ligatures w14:val="none"/>
         </w:rPr>
-        <w:t>делать</w:t>
+        <w:t>галку</w:t>
       </w:r>
       <w:r>
         <w:rPr>
@@ -954,963 +889,768 @@
           <w:lang w:val="en-US"/>
           <w14:ligatures w14:val="none"/>
         </w:rPr>
+        <w:t xml:space="preserve"> Block connection.</w:t>
+      </w:r>
+    </w:p>
+    <w:p>
+      <w:pPr>
+        <w:rPr>
+          <w:rFonts w:eastAsia="Times New Roman"/>
+          <w:kern w:val="0"/>
+          <w14:ligatures w14:val="none"/>
+        </w:rPr>
+      </w:pPr>
+      <w:r>
+        <w:rPr>
+          <w:rFonts w:eastAsia="Times New Roman"/>
+          <w:kern w:val="0"/>
+          <w14:ligatures w14:val="none"/>
+        </w:rPr>
+        <w:t>Подключаемся еще раз.</w:t>
+      </w:r>
+    </w:p>
+    <w:p>
+      <w:pPr>
+        <w:rPr>
+          <w:rFonts w:eastAsia="Times New Roman"/>
+          <w:kern w:val="0"/>
+          <w14:ligatures w14:val="none"/>
+        </w:rPr>
+      </w:pPr>
+      <w:r>
+        <w:rPr>
+          <w:rFonts w:eastAsia="Times New Roman"/>
+          <w:kern w:val="0"/>
+          <w14:ligatures w14:val="none"/>
+        </w:rPr>
+        <w:t xml:space="preserve">Нажимаем </w:t>
+      </w:r>
+      <w:proofErr w:type="spellStart"/>
+      <w:r>
+        <w:rPr>
+          <w:rFonts w:eastAsia="Times New Roman"/>
+          <w:kern w:val="0"/>
+          <w14:ligatures w14:val="none"/>
+        </w:rPr>
+        <w:t>connect</w:t>
+      </w:r>
+      <w:proofErr w:type="spellEnd"/>
+      <w:r>
+        <w:rPr>
+          <w:rFonts w:eastAsia="Times New Roman"/>
+          <w:kern w:val="0"/>
+          <w14:ligatures w14:val="none"/>
+        </w:rPr>
         <w:t xml:space="preserve"> </w:t>
       </w:r>
-      <w:r>
-        <w:rPr>
-          <w:rFonts w:eastAsia="Times New Roman"/>
-          <w:kern w:val="0"/>
-          <w14:ligatures w14:val="none"/>
-        </w:rPr>
-        <w:t>при</w:t>
-      </w:r>
-      <w:r>
-        <w:rPr>
-          <w:rFonts w:eastAsia="Times New Roman"/>
-          <w:kern w:val="0"/>
-          <w:lang w:val="en-US"/>
-          <w14:ligatures w14:val="none"/>
+      <w:proofErr w:type="spellStart"/>
+      <w:r>
+        <w:rPr>
+          <w:rFonts w:eastAsia="Times New Roman"/>
+          <w:kern w:val="0"/>
+          <w14:ligatures w14:val="none"/>
+        </w:rPr>
+        <w:t>anyway</w:t>
+      </w:r>
+      <w:proofErr w:type="spellEnd"/>
+      <w:r>
+        <w:rPr>
+          <w:rFonts w:eastAsia="Times New Roman"/>
+          <w:kern w:val="0"/>
+          <w14:ligatures w14:val="none"/>
+        </w:rPr>
+        <w:t>.</w:t>
+      </w:r>
+    </w:p>
+    <w:p>
+      <w:pPr>
+        <w:ind w:firstLine="360"/>
+        <w:rPr>
+          <w:rFonts w:eastAsia="Times New Roman"/>
+          <w:kern w:val="0"/>
+          <w14:ligatures w14:val="none"/>
+        </w:rPr>
+      </w:pPr>
+    </w:p>
+    <w:p>
+      <w:pPr>
+        <w:ind w:firstLine="360"/>
+        <w:rPr>
+          <w:rFonts w:eastAsia="Times New Roman"/>
+          <w:kern w:val="0"/>
+          <w14:ligatures w14:val="none"/>
+        </w:rPr>
+      </w:pPr>
+    </w:p>
+    <w:p>
+      <w:pPr>
+        <w:pStyle w:val="1"/>
+        <w:rPr>
+          <w:rFonts w:eastAsia="Times New Roman"/>
+        </w:rPr>
+      </w:pPr>
+      <w:r>
+        <w:rPr>
+          <w:rFonts w:eastAsia="Times New Roman"/>
+        </w:rPr>
+        <w:t>Что делать если Cisco просит обновить базы АВПО?</w:t>
+      </w:r>
+    </w:p>
+    <w:p>
+      <w:pPr>
+        <w:rPr>
+          <w:rFonts w:eastAsia="Times New Roman"/>
+          <w:kern w:val="0"/>
+          <w14:ligatures w14:val="none"/>
+        </w:rPr>
+      </w:pPr>
+      <w:r>
+        <w:rPr>
+          <w:rFonts w:eastAsia="Times New Roman"/>
+          <w:kern w:val="0"/>
+          <w14:ligatures w14:val="none"/>
+        </w:rPr>
+        <w:t>Если у вас корпоративный ноутбук:</w:t>
+      </w:r>
+    </w:p>
+    <w:p>
+      <w:pPr>
+        <w:rPr>
+          <w:rFonts w:eastAsia="Times New Roman"/>
+          <w:kern w:val="0"/>
+          <w14:ligatures w14:val="none"/>
+        </w:rPr>
+      </w:pPr>
+      <w:r>
+        <w:rPr>
+          <w:rFonts w:eastAsia="Times New Roman"/>
+          <w:kern w:val="0"/>
+          <w14:ligatures w14:val="none"/>
+        </w:rPr>
+        <w:t>Правый клик по значку Касперского в трее.</w:t>
+      </w:r>
+    </w:p>
+    <w:p>
+      <w:pPr>
+        <w:rPr>
+          <w:rFonts w:eastAsia="Times New Roman"/>
+          <w:kern w:val="0"/>
+          <w14:ligatures w14:val="none"/>
+        </w:rPr>
+      </w:pPr>
+      <w:r>
+        <w:rPr>
+          <w:rFonts w:eastAsia="Times New Roman"/>
+          <w:kern w:val="0"/>
+          <w14:ligatures w14:val="none"/>
+        </w:rPr>
+        <w:t>Выбираем задачи.</w:t>
+      </w:r>
+    </w:p>
+    <w:p>
+      <w:pPr>
+        <w:rPr>
+          <w:rFonts w:eastAsia="Times New Roman"/>
+          <w:kern w:val="0"/>
+          <w14:ligatures w14:val="none"/>
+        </w:rPr>
+      </w:pPr>
+      <w:r>
+        <w:rPr>
+          <w:rFonts w:eastAsia="Times New Roman"/>
+          <w:kern w:val="0"/>
+          <w14:ligatures w14:val="none"/>
+        </w:rPr>
+        <w:t>Нажимаем обновить базы.</w:t>
+      </w:r>
+    </w:p>
+    <w:p>
+      <w:pPr>
+        <w:rPr>
+          <w:rFonts w:eastAsia="Times New Roman"/>
+          <w:kern w:val="0"/>
+          <w14:ligatures w14:val="none"/>
+        </w:rPr>
+      </w:pPr>
+      <w:r>
+        <w:rPr>
+          <w:rFonts w:eastAsia="Times New Roman"/>
+          <w:kern w:val="0"/>
+          <w14:ligatures w14:val="none"/>
+        </w:rPr>
+        <w:t xml:space="preserve">Если у вас не корпоративный ноутбук необходимо обновить базы Microsoft </w:t>
+      </w:r>
+      <w:proofErr w:type="spellStart"/>
+      <w:r>
+        <w:rPr>
+          <w:rFonts w:eastAsia="Times New Roman"/>
+          <w:kern w:val="0"/>
+          <w14:ligatures w14:val="none"/>
+        </w:rPr>
+        <w:t>defender</w:t>
+      </w:r>
+      <w:proofErr w:type="spellEnd"/>
+      <w:r>
+        <w:rPr>
+          <w:rFonts w:eastAsia="Times New Roman"/>
+          <w:kern w:val="0"/>
+          <w14:ligatures w14:val="none"/>
+        </w:rPr>
+        <w:t xml:space="preserve"> он же Защитник Windows.</w:t>
+      </w:r>
+    </w:p>
+    <w:p>
+      <w:pPr>
+        <w:rPr>
+          <w:rFonts w:eastAsia="Times New Roman"/>
+          <w:kern w:val="0"/>
+          <w14:ligatures w14:val="none"/>
+        </w:rPr>
+      </w:pPr>
+      <w:r>
+        <w:rPr>
+          <w:rFonts w:eastAsia="Times New Roman"/>
+          <w:kern w:val="0"/>
+          <w14:ligatures w14:val="none"/>
+        </w:rPr>
+        <w:t>После обновления баз попробуйте еще раз подключиться.</w:t>
+      </w:r>
+    </w:p>
+    <w:p>
+      <w:pPr>
+        <w:rPr>
+          <w:rFonts w:eastAsia="Times New Roman"/>
+          <w:kern w:val="0"/>
+          <w14:ligatures w14:val="none"/>
+        </w:rPr>
+      </w:pPr>
+    </w:p>
+    <w:p>
+      <w:pPr>
+        <w:rPr>
+          <w:rFonts w:eastAsia="Times New Roman"/>
+          <w:kern w:val="0"/>
+          <w14:ligatures w14:val="none"/>
+        </w:rPr>
+      </w:pPr>
+    </w:p>
+    <w:p>
+      <w:pPr>
+        <w:pStyle w:val="1"/>
+        <w:rPr>
+          <w:rFonts w:eastAsia="Times New Roman"/>
+        </w:rPr>
+      </w:pPr>
+      <w:r>
+        <w:rPr>
+          <w:rFonts w:eastAsia="Times New Roman"/>
+        </w:rPr>
+        <w:t>Что делать если ВАРМ не запускается?</w:t>
+      </w:r>
+    </w:p>
+    <w:p>
+      <w:pPr>
+        <w:rPr>
+          <w:rFonts w:eastAsia="Times New Roman"/>
+          <w:kern w:val="0"/>
+          <w14:ligatures w14:val="none"/>
+        </w:rPr>
+      </w:pPr>
+      <w:r>
+        <w:rPr>
+          <w:rFonts w:eastAsia="Times New Roman"/>
+          <w:kern w:val="0"/>
+          <w14:ligatures w14:val="none"/>
+        </w:rPr>
+        <w:t>Нажмите на раскрывающийся список под названием ВАРМ.</w:t>
+      </w:r>
+    </w:p>
+    <w:p>
+      <w:pPr>
+        <w:rPr>
+          <w:rFonts w:eastAsia="Times New Roman"/>
+          <w:kern w:val="0"/>
+          <w14:ligatures w14:val="none"/>
+        </w:rPr>
+      </w:pPr>
+      <w:r>
+        <w:rPr>
+          <w:rFonts w:eastAsia="Times New Roman"/>
+          <w:kern w:val="0"/>
+          <w14:ligatures w14:val="none"/>
+        </w:rPr>
+        <w:t>Нажмите на кнопку «Перезапуск».</w:t>
+      </w:r>
+    </w:p>
+    <w:p>
+      <w:pPr>
+        <w:rPr>
+          <w:rFonts w:eastAsia="Times New Roman"/>
+          <w:kern w:val="0"/>
+          <w14:ligatures w14:val="none"/>
+        </w:rPr>
+      </w:pPr>
+      <w:r>
+        <w:rPr>
+          <w:rFonts w:eastAsia="Times New Roman"/>
+          <w:kern w:val="0"/>
+          <w14:ligatures w14:val="none"/>
+        </w:rPr>
+        <w:t>Дождитесь перезапуска ВАРМ.</w:t>
+      </w:r>
+    </w:p>
+    <w:p>
+      <w:pPr>
+        <w:rPr>
+          <w:rFonts w:eastAsia="Times New Roman"/>
+          <w:kern w:val="0"/>
+          <w14:ligatures w14:val="none"/>
+        </w:rPr>
+      </w:pPr>
+      <w:r>
+        <w:rPr>
+          <w:rFonts w:eastAsia="Times New Roman"/>
+          <w:kern w:val="0"/>
+          <w14:ligatures w14:val="none"/>
+        </w:rPr>
+        <w:t>Попробуйте запустить.</w:t>
+      </w:r>
+    </w:p>
+    <w:p>
+      <w:pPr>
+        <w:rPr>
+          <w:rFonts w:eastAsia="Times New Roman"/>
+          <w:kern w:val="0"/>
+          <w14:ligatures w14:val="none"/>
+        </w:rPr>
+      </w:pPr>
+      <w:r>
+        <w:rPr>
+          <w:rFonts w:eastAsia="Times New Roman"/>
+          <w:kern w:val="0"/>
+          <w14:ligatures w14:val="none"/>
+        </w:rPr>
+        <w:t>Если ВАРМ не запускается создайте обращение в «Друг» по шаблону «ВАРМ».</w:t>
+      </w:r>
+    </w:p>
+    <w:p>
+      <w:pPr>
+        <w:rPr>
+          <w:rFonts w:eastAsia="Times New Roman"/>
+          <w:kern w:val="0"/>
+          <w14:ligatures w14:val="none"/>
+        </w:rPr>
+      </w:pPr>
+    </w:p>
+    <w:p>
+      <w:pPr>
+        <w:rPr>
+          <w:rFonts w:eastAsia="Times New Roman"/>
+          <w:kern w:val="0"/>
+          <w14:ligatures w14:val="none"/>
+        </w:rPr>
+      </w:pPr>
+    </w:p>
+    <w:p>
+      <w:pPr>
+        <w:pStyle w:val="1"/>
+        <w:rPr>
+          <w:rFonts w:eastAsia="Times New Roman"/>
+        </w:rPr>
+      </w:pPr>
+      <w:r>
+        <w:rPr>
+          <w:rFonts w:eastAsia="Times New Roman"/>
+        </w:rPr>
+        <w:t>Что делать если ВАРМ тормозит и зависает?</w:t>
+      </w:r>
+    </w:p>
+    <w:p>
+      <w:pPr>
+        <w:rPr>
+          <w:rFonts w:eastAsia="Times New Roman"/>
+          <w:kern w:val="0"/>
+          <w14:ligatures w14:val="none"/>
+        </w:rPr>
+      </w:pPr>
+      <w:r>
+        <w:rPr>
+          <w:rFonts w:eastAsia="Times New Roman"/>
+          <w:kern w:val="0"/>
+          <w14:ligatures w14:val="none"/>
+        </w:rPr>
+        <w:t xml:space="preserve">Создайте обращение в «Друг» </w:t>
+      </w:r>
+    </w:p>
+    <w:p>
+      <w:pPr>
+        <w:rPr>
+          <w:rFonts w:eastAsia="Times New Roman"/>
+          <w:kern w:val="0"/>
+          <w14:ligatures w14:val="none"/>
+        </w:rPr>
+      </w:pPr>
+      <w:r>
+        <w:rPr>
+          <w:rFonts w:eastAsia="Times New Roman"/>
+          <w:kern w:val="0"/>
+          <w14:ligatures w14:val="none"/>
+        </w:rPr>
+        <w:t>В поиске напишите «ВАРМ»</w:t>
+      </w:r>
+      <w:r>
+        <w:rPr>
+          <w:rFonts w:eastAsia="Times New Roman"/>
+          <w:kern w:val="0"/>
+          <w14:ligatures w14:val="none"/>
+        </w:rPr>
+        <w:t>.</w:t>
+      </w:r>
+    </w:p>
+    <w:p>
+      <w:pPr>
+        <w:rPr>
+          <w:rFonts w:eastAsia="Times New Roman"/>
+          <w:kern w:val="0"/>
+          <w14:ligatures w14:val="none"/>
+        </w:rPr>
+      </w:pPr>
+      <w:r>
+        <w:rPr>
+          <w:rFonts w:eastAsia="Times New Roman"/>
+          <w:kern w:val="0"/>
+          <w14:ligatures w14:val="none"/>
+        </w:rPr>
+        <w:t>Выберите «Мои ВАРМ».</w:t>
+      </w:r>
+    </w:p>
+    <w:p>
+      <w:pPr>
+        <w:rPr>
+          <w:rFonts w:eastAsia="Times New Roman"/>
+          <w:kern w:val="0"/>
+          <w14:ligatures w14:val="none"/>
+        </w:rPr>
+      </w:pPr>
+      <w:r>
+        <w:rPr>
+          <w:rFonts w:eastAsia="Times New Roman"/>
+          <w:kern w:val="0"/>
+          <w14:ligatures w14:val="none"/>
+        </w:rPr>
+        <w:t>Выберите ВАРМ.</w:t>
+      </w:r>
+    </w:p>
+    <w:p>
+      <w:pPr>
+        <w:rPr>
+          <w:rFonts w:eastAsia="Times New Roman"/>
+          <w:kern w:val="0"/>
+          <w14:ligatures w14:val="none"/>
+        </w:rPr>
+      </w:pPr>
+      <w:r>
+        <w:rPr>
+          <w:rFonts w:eastAsia="Times New Roman"/>
+          <w:kern w:val="0"/>
+          <w14:ligatures w14:val="none"/>
+        </w:rPr>
+        <w:t>ВАРМ тормозит или зависает.</w:t>
+      </w:r>
+    </w:p>
+    <w:p>
+      <w:pPr>
+        <w:rPr>
+          <w:rFonts w:eastAsia="Times New Roman"/>
+          <w:kern w:val="0"/>
+          <w14:ligatures w14:val="none"/>
+        </w:rPr>
+      </w:pPr>
+      <w:r>
+        <w:rPr>
+          <w:rFonts w:eastAsia="Times New Roman"/>
+          <w:kern w:val="0"/>
+          <w14:ligatures w14:val="none"/>
+        </w:rPr>
+        <w:t>Опишите проблему и создайте заявку.</w:t>
+      </w:r>
+    </w:p>
+    <w:p>
+      <w:pPr>
+        <w:rPr>
+          <w:rFonts w:eastAsia="Times New Roman"/>
+          <w:kern w:val="0"/>
+          <w14:ligatures w14:val="none"/>
+        </w:rPr>
+      </w:pPr>
+    </w:p>
+    <w:p>
+      <w:pPr>
+        <w:rPr>
+          <w:rFonts w:eastAsia="Times New Roman"/>
+          <w:kern w:val="0"/>
+          <w14:ligatures w14:val="none"/>
+        </w:rPr>
+      </w:pPr>
+    </w:p>
+    <w:p>
+      <w:pPr>
+        <w:pStyle w:val="1"/>
+        <w:rPr>
+          <w:rFonts w:eastAsia="Times New Roman"/>
+        </w:rPr>
+      </w:pPr>
+      <w:r>
+        <w:rPr>
+          <w:rFonts w:eastAsia="Times New Roman"/>
+        </w:rPr>
+        <w:t>Что делать если после установки софта он не</w:t>
+      </w:r>
+      <w:r>
+        <w:rPr>
+          <w:rFonts w:eastAsia="Times New Roman"/>
         </w:rPr>
         <w:t xml:space="preserve"> </w:t>
       </w:r>
       <w:r>
         <w:rPr>
           <w:rFonts w:eastAsia="Times New Roman"/>
-          <w:kern w:val="0"/>
-          <w14:ligatures w14:val="none"/>
-        </w:rPr>
-        <w:t>ошибке</w:t>
-      </w:r>
-      <w:r>
-        <w:rPr>
-          <w:rFonts w:eastAsia="Times New Roman"/>
-          <w:kern w:val="0"/>
-          <w:lang w:val="en-US"/>
-          <w14:ligatures w14:val="none"/>
-        </w:rPr>
-        <w:t xml:space="preserve"> Untrusted server blocked/</w:t>
-      </w:r>
-      <w:r>
-        <w:rPr>
-          <w:rFonts w:eastAsia="Times New Roman"/>
-          <w:kern w:val="0"/>
-          <w14:ligatures w14:val="none"/>
-        </w:rPr>
-        <w:t>Ненадежный</w:t>
-      </w:r>
-      <w:r>
-        <w:rPr>
-          <w:rFonts w:eastAsia="Times New Roman"/>
-          <w:kern w:val="0"/>
-          <w:lang w:val="en-US"/>
-          <w14:ligatures w14:val="none"/>
-        </w:rPr>
-        <w:t xml:space="preserve"> </w:t>
-      </w:r>
-      <w:r>
-        <w:rPr>
-          <w:rFonts w:eastAsia="Times New Roman"/>
-          <w:kern w:val="0"/>
-          <w14:ligatures w14:val="none"/>
-        </w:rPr>
-        <w:t>сервер</w:t>
-      </w:r>
-      <w:r>
-        <w:rPr>
-          <w:rFonts w:eastAsia="Times New Roman"/>
-          <w:kern w:val="0"/>
-          <w:lang w:val="en-US"/>
-          <w14:ligatures w14:val="none"/>
-        </w:rPr>
-        <w:t xml:space="preserve"> </w:t>
-      </w:r>
-      <w:r>
-        <w:rPr>
-          <w:rFonts w:eastAsia="Times New Roman"/>
-          <w:kern w:val="0"/>
-          <w14:ligatures w14:val="none"/>
-        </w:rPr>
-        <w:t>заблокирован</w:t>
-      </w:r>
-      <w:r>
-        <w:rPr>
-          <w:rFonts w:eastAsia="Times New Roman"/>
-          <w:kern w:val="0"/>
-          <w:lang w:val="en-US"/>
-          <w14:ligatures w14:val="none"/>
-        </w:rPr>
-        <w:t>/Security warning: untrusted server certificate</w:t>
-      </w:r>
-      <w:r>
-        <w:rPr>
-          <w:rFonts w:eastAsia="Times New Roman"/>
-          <w:kern w:val="0"/>
-          <w:lang w:val="en-US"/>
-          <w14:ligatures w14:val="none"/>
-        </w:rPr>
-        <w:t>?</w:t>
-      </w:r>
-    </w:p>
-    <w:p>
-      <w:pPr>
-        <w:rPr>
-          <w:rFonts w:eastAsia="Times New Roman"/>
-          <w:kern w:val="0"/>
-          <w:lang w:val="en-US"/>
-          <w14:ligatures w14:val="none"/>
-        </w:rPr>
-      </w:pPr>
-      <w:r>
-        <w:rPr>
-          <w:rFonts w:eastAsia="Times New Roman"/>
-          <w:kern w:val="0"/>
-          <w14:ligatures w14:val="none"/>
-        </w:rPr>
-        <w:t>Нажимаем</w:t>
-      </w:r>
-      <w:r>
-        <w:rPr>
-          <w:rFonts w:eastAsia="Times New Roman"/>
-          <w:kern w:val="0"/>
-          <w:lang w:val="en-US"/>
-          <w14:ligatures w14:val="none"/>
-        </w:rPr>
-        <w:t xml:space="preserve"> Change Setting.</w:t>
-      </w:r>
-    </w:p>
-    <w:p>
-      <w:pPr>
-        <w:rPr>
-          <w:rFonts w:eastAsia="Times New Roman"/>
-          <w:kern w:val="0"/>
-          <w:lang w:val="en-US"/>
-          <w14:ligatures w14:val="none"/>
-        </w:rPr>
-      </w:pPr>
-      <w:r>
-        <w:rPr>
-          <w:rFonts w:eastAsia="Times New Roman"/>
-          <w:kern w:val="0"/>
-          <w14:ligatures w14:val="none"/>
-        </w:rPr>
-        <w:t>Убираем</w:t>
-      </w:r>
-      <w:r>
-        <w:rPr>
-          <w:rFonts w:eastAsia="Times New Roman"/>
-          <w:kern w:val="0"/>
-          <w:lang w:val="en-US"/>
-          <w14:ligatures w14:val="none"/>
-        </w:rPr>
-        <w:t xml:space="preserve"> </w:t>
-      </w:r>
-      <w:r>
-        <w:rPr>
-          <w:rFonts w:eastAsia="Times New Roman"/>
-          <w:kern w:val="0"/>
-          <w14:ligatures w14:val="none"/>
-        </w:rPr>
-        <w:t>галку</w:t>
-      </w:r>
-      <w:r>
-        <w:rPr>
-          <w:rFonts w:eastAsia="Times New Roman"/>
-          <w:kern w:val="0"/>
-          <w:lang w:val="en-US"/>
-          <w14:ligatures w14:val="none"/>
-        </w:rPr>
-        <w:t xml:space="preserve"> Block connection.</w:t>
-      </w:r>
-    </w:p>
-    <w:p>
-      <w:pPr>
-        <w:rPr>
-          <w:rFonts w:eastAsia="Times New Roman"/>
-          <w:kern w:val="0"/>
-          <w14:ligatures w14:val="none"/>
-        </w:rPr>
-      </w:pPr>
-      <w:r>
-        <w:rPr>
-          <w:rFonts w:eastAsia="Times New Roman"/>
-          <w:kern w:val="0"/>
-          <w14:ligatures w14:val="none"/>
-        </w:rPr>
-        <w:t>Подключаемся еще раз.</w:t>
-      </w:r>
-    </w:p>
-    <w:p>
-      <w:pPr>
-        <w:rPr>
-          <w:rFonts w:eastAsia="Times New Roman"/>
-          <w:kern w:val="0"/>
-          <w14:ligatures w14:val="none"/>
-        </w:rPr>
-      </w:pPr>
-      <w:r>
-        <w:rPr>
-          <w:rFonts w:eastAsia="Times New Roman"/>
-          <w:kern w:val="0"/>
-          <w14:ligatures w14:val="none"/>
-        </w:rPr>
-        <w:t xml:space="preserve">Нажимаем </w:t>
+        </w:rPr>
+        <w:t>появился?</w:t>
+      </w:r>
+    </w:p>
+    <w:p>
+      <w:pPr>
+        <w:rPr>
+          <w:rFonts w:eastAsia="Times New Roman"/>
+          <w:kern w:val="0"/>
+          <w14:ligatures w14:val="none"/>
+        </w:rPr>
+      </w:pPr>
+      <w:r>
+        <w:rPr>
+          <w:rFonts w:eastAsia="Times New Roman"/>
+          <w:kern w:val="0"/>
+          <w14:ligatures w14:val="none"/>
+        </w:rPr>
+        <w:t>По умолчанию требуется перезагрузка ВАРМ/АРМ после установки ПО для его корректной работы</w:t>
+      </w:r>
+      <w:r>
+        <w:rPr>
+          <w:rFonts w:eastAsia="Times New Roman"/>
+          <w:kern w:val="0"/>
+          <w14:ligatures w14:val="none"/>
+        </w:rPr>
+        <w:t>.</w:t>
+      </w:r>
+    </w:p>
+    <w:p>
+      <w:pPr>
+        <w:rPr>
+          <w:rFonts w:eastAsia="Times New Roman"/>
+          <w:kern w:val="0"/>
+          <w14:ligatures w14:val="none"/>
+        </w:rPr>
+      </w:pPr>
+    </w:p>
+    <w:p>
+      <w:pPr>
+        <w:rPr>
+          <w:rFonts w:eastAsia="Times New Roman"/>
+          <w:kern w:val="0"/>
+          <w14:ligatures w14:val="none"/>
+        </w:rPr>
+      </w:pPr>
+    </w:p>
+    <w:p>
+      <w:pPr>
+        <w:pStyle w:val="1"/>
+        <w:rPr>
+          <w:rFonts w:eastAsia="Times New Roman"/>
+        </w:rPr>
+      </w:pPr>
+      <w:r>
+        <w:rPr>
+          <w:rFonts w:eastAsia="Times New Roman"/>
+        </w:rPr>
+        <w:t>Что делать при ошибке «Action Requires to Enable Access»/требуются обновления Windows, но обновления не находит?</w:t>
+      </w:r>
+    </w:p>
+    <w:p>
+      <w:pPr>
+        <w:rPr>
+          <w:rFonts w:eastAsia="Times New Roman"/>
+          <w:kern w:val="0"/>
+          <w14:ligatures w14:val="none"/>
+        </w:rPr>
+      </w:pPr>
+      <w:r>
+        <w:rPr>
+          <w:rFonts w:eastAsia="Times New Roman"/>
+          <w:kern w:val="0"/>
+          <w14:ligatures w14:val="none"/>
+        </w:rPr>
+        <w:t>Удалить последние обновления в журнале:</w:t>
+      </w:r>
+    </w:p>
+    <w:p>
+      <w:pPr>
+        <w:rPr>
+          <w:rFonts w:eastAsia="Times New Roman"/>
+          <w:kern w:val="0"/>
+          <w14:ligatures w14:val="none"/>
+        </w:rPr>
+      </w:pPr>
+      <w:r>
+        <w:rPr>
+          <w:rFonts w:eastAsia="Times New Roman"/>
+          <w:kern w:val="0"/>
+          <w14:ligatures w14:val="none"/>
+        </w:rPr>
+        <w:t xml:space="preserve">Выберите </w:t>
+      </w:r>
+      <w:r>
+        <w:rPr>
+          <w:rFonts w:eastAsia="Times New Roman"/>
+          <w:kern w:val="0"/>
+          <w14:ligatures w14:val="none"/>
+        </w:rPr>
+        <w:t>Пуск&gt;</w:t>
+      </w:r>
+      <w:r>
+        <w:rPr>
+          <w:rFonts w:eastAsia="Times New Roman"/>
+          <w:kern w:val="0"/>
+          <w14:ligatures w14:val="none"/>
+        </w:rPr>
+        <w:t xml:space="preserve"> Параметры&gt; Центр обновления Windows&gt; Журнал обновлений&gt; Удалить обновления.</w:t>
+      </w:r>
+    </w:p>
+    <w:p>
+      <w:pPr>
+        <w:rPr>
+          <w:rFonts w:eastAsia="Times New Roman"/>
+          <w:kern w:val="0"/>
+          <w14:ligatures w14:val="none"/>
+        </w:rPr>
+      </w:pPr>
+      <w:r>
+        <w:rPr>
+          <w:rFonts w:eastAsia="Times New Roman"/>
+          <w:kern w:val="0"/>
+          <w14:ligatures w14:val="none"/>
+        </w:rPr>
+        <w:t>Выберите обновление, которое необходимо удалить, и нажмите Удалить.</w:t>
+      </w:r>
+    </w:p>
+    <w:p>
+      <w:pPr>
+        <w:rPr>
+          <w:rFonts w:eastAsia="Times New Roman"/>
+          <w:kern w:val="0"/>
+          <w14:ligatures w14:val="none"/>
+        </w:rPr>
+      </w:pPr>
+      <w:r>
+        <w:rPr>
+          <w:rFonts w:eastAsia="Times New Roman"/>
+          <w:kern w:val="0"/>
+          <w14:ligatures w14:val="none"/>
+        </w:rPr>
+        <w:t>Повторите попытку подключения.</w:t>
+      </w:r>
+    </w:p>
+    <w:p>
+      <w:pPr>
+        <w:rPr>
+          <w:rFonts w:eastAsia="Times New Roman"/>
+          <w:kern w:val="0"/>
+          <w14:ligatures w14:val="none"/>
+        </w:rPr>
+      </w:pPr>
+    </w:p>
+    <w:p>
+      <w:pPr>
+        <w:rPr>
+          <w:rFonts w:eastAsia="Times New Roman"/>
+          <w:kern w:val="0"/>
+          <w14:ligatures w14:val="none"/>
+        </w:rPr>
+      </w:pPr>
+    </w:p>
+    <w:p>
+      <w:pPr>
+        <w:pStyle w:val="1"/>
+        <w:rPr>
+          <w:rFonts w:eastAsia="Times New Roman"/>
+        </w:rPr>
+      </w:pPr>
+      <w:r>
+        <w:rPr>
+          <w:rFonts w:eastAsia="Times New Roman"/>
+        </w:rPr>
+        <w:t>Что делать при ошибке Cannot complete your request?</w:t>
+      </w:r>
+    </w:p>
+    <w:p>
+      <w:pPr>
+        <w:rPr>
+          <w:rFonts w:eastAsia="Times New Roman"/>
+          <w:kern w:val="0"/>
+          <w14:ligatures w14:val="none"/>
+        </w:rPr>
+      </w:pPr>
+      <w:r>
+        <w:rPr>
+          <w:rFonts w:eastAsia="Times New Roman"/>
+          <w:kern w:val="0"/>
+          <w14:ligatures w14:val="none"/>
+        </w:rPr>
+        <w:t>Очистите кэш, перезапустите браузер и залогиньтесь снова.</w:t>
+      </w:r>
+    </w:p>
+    <w:p>
+      <w:pPr>
+        <w:rPr>
+          <w:rFonts w:eastAsia="Times New Roman"/>
+          <w:kern w:val="0"/>
+          <w14:ligatures w14:val="none"/>
+        </w:rPr>
+      </w:pPr>
+    </w:p>
+    <w:p>
+      <w:pPr>
+        <w:rPr>
+          <w:rFonts w:eastAsia="Times New Roman"/>
+          <w:kern w:val="0"/>
+          <w14:ligatures w14:val="none"/>
+        </w:rPr>
+      </w:pPr>
+    </w:p>
+    <w:p>
+      <w:pPr>
+        <w:pStyle w:val="1"/>
+        <w:rPr>
+          <w:rFonts w:eastAsia="Times New Roman"/>
+        </w:rPr>
+      </w:pPr>
+      <w:r>
+        <w:rPr>
+          <w:rFonts w:eastAsia="Times New Roman"/>
+        </w:rPr>
+        <w:t xml:space="preserve">Что делать при ошибке ваше устройство не зарегистрировано в системе </w:t>
       </w:r>
       <w:proofErr w:type="spellStart"/>
       <w:r>
         <w:rPr>
           <w:rFonts w:eastAsia="Times New Roman"/>
-          <w:kern w:val="0"/>
-          <w14:ligatures w14:val="none"/>
-        </w:rPr>
-        <w:t>connect</w:t>
+        </w:rPr>
+        <w:t>SberEMP</w:t>
       </w:r>
       <w:proofErr w:type="spellEnd"/>
       <w:r>
         <w:rPr>
           <w:rFonts w:eastAsia="Times New Roman"/>
-          <w:kern w:val="0"/>
-          <w14:ligatures w14:val="none"/>
-        </w:rPr>
-        <w:t xml:space="preserve"> </w:t>
-      </w:r>
-      <w:proofErr w:type="spellStart"/>
-      <w:r>
-        <w:rPr>
-          <w:rFonts w:eastAsia="Times New Roman"/>
-          <w:kern w:val="0"/>
-          <w14:ligatures w14:val="none"/>
-        </w:rPr>
-        <w:t>anyway</w:t>
-      </w:r>
-      <w:proofErr w:type="spellEnd"/>
-      <w:r>
-        <w:rPr>
-          <w:rFonts w:eastAsia="Times New Roman"/>
-          <w:kern w:val="0"/>
-          <w14:ligatures w14:val="none"/>
-        </w:rPr>
-        <w:t>.</w:t>
-      </w:r>
-    </w:p>
-    <w:p>
-      <w:pPr>
-        <w:ind w:firstLine="360"/>
-        <w:rPr>
-          <w:rFonts w:eastAsia="Times New Roman"/>
-          <w:kern w:val="0"/>
-          <w14:ligatures w14:val="none"/>
-        </w:rPr>
-      </w:pPr>
-    </w:p>
-    <w:p>
-      <w:pPr>
-        <w:ind w:firstLine="360"/>
-        <w:rPr>
-          <w:rFonts w:eastAsia="Times New Roman"/>
-          <w:kern w:val="0"/>
-          <w14:ligatures w14:val="none"/>
-        </w:rPr>
-      </w:pPr>
-    </w:p>
-    <w:p>
-      <w:pPr>
-        <w:rPr>
-          <w:rFonts w:eastAsia="Times New Roman"/>
-          <w:kern w:val="0"/>
-          <w14:ligatures w14:val="none"/>
-        </w:rPr>
-      </w:pPr>
-      <w:r>
-        <w:rPr>
-          <w:rFonts w:eastAsia="Times New Roman"/>
-          <w:kern w:val="0"/>
-          <w14:ligatures w14:val="none"/>
-        </w:rPr>
-        <w:t>Что делать если Cisco просит обновить базы АВПО?</w:t>
-      </w:r>
-    </w:p>
-    <w:p>
-      <w:pPr>
-        <w:rPr>
-          <w:rFonts w:eastAsia="Times New Roman"/>
-          <w:kern w:val="0"/>
-          <w14:ligatures w14:val="none"/>
-        </w:rPr>
-      </w:pPr>
-      <w:r>
-        <w:rPr>
-          <w:rFonts w:eastAsia="Times New Roman"/>
-          <w:kern w:val="0"/>
-          <w14:ligatures w14:val="none"/>
-        </w:rPr>
-        <w:t>Если у вас корпоративный ноутбук:</w:t>
-      </w:r>
-    </w:p>
-    <w:p>
-      <w:pPr>
-        <w:rPr>
-          <w:rFonts w:eastAsia="Times New Roman"/>
-          <w:kern w:val="0"/>
-          <w14:ligatures w14:val="none"/>
-        </w:rPr>
-      </w:pPr>
-      <w:r>
-        <w:rPr>
-          <w:rFonts w:eastAsia="Times New Roman"/>
-          <w:kern w:val="0"/>
-          <w14:ligatures w14:val="none"/>
-        </w:rPr>
-        <w:t>Правый клик по значку Касперского в трее.</w:t>
-      </w:r>
-    </w:p>
-    <w:p>
-      <w:pPr>
-        <w:rPr>
-          <w:rFonts w:eastAsia="Times New Roman"/>
-          <w:kern w:val="0"/>
-          <w14:ligatures w14:val="none"/>
-        </w:rPr>
-      </w:pPr>
-      <w:r>
-        <w:rPr>
-          <w:rFonts w:eastAsia="Times New Roman"/>
-          <w:kern w:val="0"/>
-          <w14:ligatures w14:val="none"/>
-        </w:rPr>
-        <w:t>Выбираем задачи.</w:t>
-      </w:r>
-    </w:p>
-    <w:p>
-      <w:pPr>
-        <w:rPr>
-          <w:rFonts w:eastAsia="Times New Roman"/>
-          <w:kern w:val="0"/>
-          <w14:ligatures w14:val="none"/>
-        </w:rPr>
-      </w:pPr>
-      <w:r>
-        <w:rPr>
-          <w:rFonts w:eastAsia="Times New Roman"/>
-          <w:kern w:val="0"/>
-          <w14:ligatures w14:val="none"/>
-        </w:rPr>
-        <w:t>Нажимаем обновить базы.</w:t>
-      </w:r>
-    </w:p>
-    <w:p>
-      <w:pPr>
-        <w:rPr>
-          <w:rFonts w:eastAsia="Times New Roman"/>
-          <w:kern w:val="0"/>
-          <w14:ligatures w14:val="none"/>
-        </w:rPr>
-      </w:pPr>
-      <w:r>
-        <w:rPr>
-          <w:rFonts w:eastAsia="Times New Roman"/>
-          <w:kern w:val="0"/>
-          <w14:ligatures w14:val="none"/>
-        </w:rPr>
-        <w:t xml:space="preserve">Если у вас не корпоративный ноутбук необходимо обновить базы Microsoft </w:t>
-      </w:r>
-      <w:proofErr w:type="spellStart"/>
-      <w:r>
-        <w:rPr>
-          <w:rFonts w:eastAsia="Times New Roman"/>
-          <w:kern w:val="0"/>
-          <w14:ligatures w14:val="none"/>
-        </w:rPr>
-        <w:t>defender</w:t>
-      </w:r>
-      <w:proofErr w:type="spellEnd"/>
-      <w:r>
-        <w:rPr>
-          <w:rFonts w:eastAsia="Times New Roman"/>
-          <w:kern w:val="0"/>
-          <w14:ligatures w14:val="none"/>
-        </w:rPr>
-        <w:t xml:space="preserve"> он же Защитник Windows.</w:t>
-      </w:r>
-    </w:p>
-    <w:p>
-      <w:pPr>
-        <w:rPr>
-          <w:rFonts w:eastAsia="Times New Roman"/>
-          <w:kern w:val="0"/>
-          <w14:ligatures w14:val="none"/>
-        </w:rPr>
-      </w:pPr>
-      <w:r>
-        <w:rPr>
-          <w:rFonts w:eastAsia="Times New Roman"/>
-          <w:kern w:val="0"/>
-          <w14:ligatures w14:val="none"/>
-        </w:rPr>
-        <w:t>После обновления баз попробуйте еще раз подключиться.</w:t>
-      </w:r>
-    </w:p>
-    <w:p>
-      <w:pPr>
-        <w:rPr>
-          <w:rFonts w:eastAsia="Times New Roman"/>
-          <w:kern w:val="0"/>
-          <w14:ligatures w14:val="none"/>
-        </w:rPr>
-      </w:pPr>
-    </w:p>
-    <w:p>
-      <w:pPr>
-        <w:rPr>
-          <w:rFonts w:eastAsia="Times New Roman"/>
-          <w:kern w:val="0"/>
-          <w14:ligatures w14:val="none"/>
-        </w:rPr>
-      </w:pPr>
-    </w:p>
-    <w:p>
-      <w:pPr>
-        <w:rPr>
-          <w:rFonts w:eastAsia="Times New Roman"/>
-          <w:kern w:val="0"/>
-          <w14:ligatures w14:val="none"/>
-        </w:rPr>
-      </w:pPr>
-      <w:r>
-        <w:rPr>
-          <w:rFonts w:eastAsia="Times New Roman"/>
-          <w:kern w:val="0"/>
-          <w14:ligatures w14:val="none"/>
-        </w:rPr>
-        <w:t>Что делать если ВАРМ не запускается?</w:t>
-      </w:r>
-    </w:p>
-    <w:p>
-      <w:pPr>
-        <w:rPr>
-          <w:rFonts w:eastAsia="Times New Roman"/>
-          <w:kern w:val="0"/>
-          <w14:ligatures w14:val="none"/>
-        </w:rPr>
-      </w:pPr>
-      <w:r>
-        <w:rPr>
-          <w:rFonts w:eastAsia="Times New Roman"/>
-          <w:kern w:val="0"/>
-          <w14:ligatures w14:val="none"/>
-        </w:rPr>
-        <w:t>Нажмите на раскрывающийся список под названием ВАРМ.</w:t>
-      </w:r>
-    </w:p>
-    <w:p>
-      <w:pPr>
-        <w:rPr>
-          <w:rFonts w:eastAsia="Times New Roman"/>
-          <w:kern w:val="0"/>
-          <w14:ligatures w14:val="none"/>
-        </w:rPr>
-      </w:pPr>
-      <w:r>
-        <w:rPr>
-          <w:rFonts w:eastAsia="Times New Roman"/>
-          <w:kern w:val="0"/>
-          <w14:ligatures w14:val="none"/>
-        </w:rPr>
-        <w:t>Нажмите на кнопку «Перезапуск».</w:t>
-      </w:r>
-    </w:p>
-    <w:p>
-      <w:pPr>
-        <w:rPr>
-          <w:rFonts w:eastAsia="Times New Roman"/>
-          <w:kern w:val="0"/>
-          <w14:ligatures w14:val="none"/>
-        </w:rPr>
-      </w:pPr>
-      <w:r>
-        <w:rPr>
-          <w:rFonts w:eastAsia="Times New Roman"/>
-          <w:kern w:val="0"/>
-          <w14:ligatures w14:val="none"/>
-        </w:rPr>
-        <w:lastRenderedPageBreak/>
-        <w:t>Дождитесь перезапуска ВАРМ.</w:t>
-      </w:r>
-    </w:p>
-    <w:p>
-      <w:pPr>
-        <w:rPr>
-          <w:rFonts w:eastAsia="Times New Roman"/>
-          <w:kern w:val="0"/>
-          <w14:ligatures w14:val="none"/>
-        </w:rPr>
-      </w:pPr>
-      <w:r>
-        <w:rPr>
-          <w:rFonts w:eastAsia="Times New Roman"/>
-          <w:kern w:val="0"/>
-          <w14:ligatures w14:val="none"/>
-        </w:rPr>
-        <w:t>Попробуйте запустить.</w:t>
-      </w:r>
-    </w:p>
-    <w:p>
-      <w:pPr>
-        <w:rPr>
-          <w:rFonts w:eastAsia="Times New Roman"/>
-          <w:kern w:val="0"/>
-          <w14:ligatures w14:val="none"/>
-        </w:rPr>
-      </w:pPr>
-      <w:r>
-        <w:rPr>
-          <w:rFonts w:eastAsia="Times New Roman"/>
-          <w:kern w:val="0"/>
-          <w14:ligatures w14:val="none"/>
-        </w:rPr>
-        <w:t>Если ВАРМ не запускается создайте обращение в «Друг» по шаблону «ВАРМ».</w:t>
-      </w:r>
-    </w:p>
-    <w:p>
-      <w:pPr>
-        <w:rPr>
-          <w:rFonts w:eastAsia="Times New Roman"/>
-          <w:kern w:val="0"/>
-          <w14:ligatures w14:val="none"/>
-        </w:rPr>
-      </w:pPr>
-    </w:p>
-    <w:p>
-      <w:pPr>
-        <w:rPr>
-          <w:rFonts w:eastAsia="Times New Roman"/>
-          <w:kern w:val="0"/>
-          <w14:ligatures w14:val="none"/>
-        </w:rPr>
-      </w:pPr>
-    </w:p>
-    <w:p>
-      <w:pPr>
-        <w:rPr>
-          <w:rFonts w:eastAsia="Times New Roman"/>
-          <w:kern w:val="0"/>
-          <w14:ligatures w14:val="none"/>
-        </w:rPr>
-      </w:pPr>
-      <w:r>
-        <w:rPr>
-          <w:rFonts w:eastAsia="Times New Roman"/>
-          <w:kern w:val="0"/>
-          <w14:ligatures w14:val="none"/>
-        </w:rPr>
-        <w:t>Что делать если ВАРМ тормозит и зависает?</w:t>
-      </w:r>
-    </w:p>
-    <w:p>
-      <w:pPr>
-        <w:rPr>
-          <w:rFonts w:eastAsia="Times New Roman"/>
-          <w:kern w:val="0"/>
-          <w14:ligatures w14:val="none"/>
-        </w:rPr>
-      </w:pPr>
-      <w:r>
-        <w:rPr>
-          <w:rFonts w:eastAsia="Times New Roman"/>
-          <w:kern w:val="0"/>
-          <w14:ligatures w14:val="none"/>
-        </w:rPr>
-        <w:t xml:space="preserve">Создайте обращение в «Друг» </w:t>
-      </w:r>
-    </w:p>
-    <w:p>
-      <w:pPr>
-        <w:rPr>
-          <w:rFonts w:eastAsia="Times New Roman"/>
-          <w:kern w:val="0"/>
-          <w14:ligatures w14:val="none"/>
-        </w:rPr>
-      </w:pPr>
-      <w:r>
-        <w:rPr>
-          <w:rFonts w:eastAsia="Times New Roman"/>
-          <w:kern w:val="0"/>
-          <w14:ligatures w14:val="none"/>
-        </w:rPr>
-        <w:t>В поиске напишите «ВАРМ»</w:t>
-      </w:r>
-      <w:r>
-        <w:rPr>
-          <w:rFonts w:eastAsia="Times New Roman"/>
-          <w:kern w:val="0"/>
-          <w14:ligatures w14:val="none"/>
-        </w:rPr>
-        <w:t>.</w:t>
-      </w:r>
-    </w:p>
-    <w:p>
-      <w:pPr>
-        <w:rPr>
-          <w:rFonts w:eastAsia="Times New Roman"/>
-          <w:kern w:val="0"/>
-          <w14:ligatures w14:val="none"/>
-        </w:rPr>
-      </w:pPr>
-      <w:r>
-        <w:rPr>
-          <w:rFonts w:eastAsia="Times New Roman"/>
-          <w:kern w:val="0"/>
-          <w14:ligatures w14:val="none"/>
-        </w:rPr>
-        <w:t>Выберите «Мои ВАРМ».</w:t>
-      </w:r>
-    </w:p>
-    <w:p>
-      <w:pPr>
-        <w:rPr>
-          <w:rFonts w:eastAsia="Times New Roman"/>
-          <w:kern w:val="0"/>
-          <w14:ligatures w14:val="none"/>
-        </w:rPr>
-      </w:pPr>
-      <w:r>
-        <w:rPr>
-          <w:rFonts w:eastAsia="Times New Roman"/>
-          <w:kern w:val="0"/>
-          <w14:ligatures w14:val="none"/>
-        </w:rPr>
-        <w:t>Выберите ВАРМ.</w:t>
-      </w:r>
-    </w:p>
-    <w:p>
-      <w:pPr>
-        <w:rPr>
-          <w:rFonts w:eastAsia="Times New Roman"/>
-          <w:kern w:val="0"/>
-          <w14:ligatures w14:val="none"/>
-        </w:rPr>
-      </w:pPr>
-      <w:r>
-        <w:rPr>
-          <w:rFonts w:eastAsia="Times New Roman"/>
-          <w:kern w:val="0"/>
-          <w14:ligatures w14:val="none"/>
-        </w:rPr>
-        <w:t>ВАРМ тормозит или зависает.</w:t>
-      </w:r>
-    </w:p>
-    <w:p>
-      <w:pPr>
-        <w:rPr>
-          <w:rFonts w:eastAsia="Times New Roman"/>
-          <w:kern w:val="0"/>
-          <w14:ligatures w14:val="none"/>
-        </w:rPr>
-      </w:pPr>
-      <w:r>
-        <w:rPr>
-          <w:rFonts w:eastAsia="Times New Roman"/>
-          <w:kern w:val="0"/>
-          <w14:ligatures w14:val="none"/>
-        </w:rPr>
-        <w:t>Опишите проблему и создайте заявку.</w:t>
-      </w:r>
-    </w:p>
-    <w:p>
-      <w:pPr>
-        <w:rPr>
-          <w:rFonts w:eastAsia="Times New Roman"/>
-          <w:kern w:val="0"/>
-          <w14:ligatures w14:val="none"/>
-        </w:rPr>
-      </w:pPr>
-    </w:p>
-    <w:p>
-      <w:pPr>
-        <w:rPr>
-          <w:rFonts w:eastAsia="Times New Roman"/>
-          <w:kern w:val="0"/>
-          <w14:ligatures w14:val="none"/>
-        </w:rPr>
-      </w:pPr>
-    </w:p>
-    <w:p>
-      <w:pPr>
-        <w:rPr>
-          <w:rFonts w:eastAsia="Times New Roman"/>
-          <w:kern w:val="0"/>
-          <w14:ligatures w14:val="none"/>
-        </w:rPr>
-      </w:pPr>
-      <w:r>
-        <w:rPr>
-          <w:rFonts w:eastAsia="Times New Roman"/>
-          <w:kern w:val="0"/>
-          <w14:ligatures w14:val="none"/>
-        </w:rPr>
-        <w:t>Что делать если после установки софта он не</w:t>
-      </w:r>
-      <w:r>
-        <w:rPr>
-          <w:rFonts w:eastAsia="Times New Roman"/>
-          <w:kern w:val="0"/>
-          <w14:ligatures w14:val="none"/>
-        </w:rPr>
-        <w:t xml:space="preserve"> </w:t>
-      </w:r>
-      <w:r>
-        <w:rPr>
-          <w:rFonts w:eastAsia="Times New Roman"/>
-          <w:kern w:val="0"/>
-          <w14:ligatures w14:val="none"/>
-        </w:rPr>
-        <w:t>появился?</w:t>
-      </w:r>
-    </w:p>
-    <w:p>
-      <w:pPr>
-        <w:rPr>
-          <w:rFonts w:eastAsia="Times New Roman"/>
-          <w:kern w:val="0"/>
-          <w14:ligatures w14:val="none"/>
-        </w:rPr>
-      </w:pPr>
-      <w:r>
-        <w:rPr>
-          <w:rFonts w:eastAsia="Times New Roman"/>
-          <w:kern w:val="0"/>
-          <w14:ligatures w14:val="none"/>
-        </w:rPr>
-        <w:t>По умолчанию требуется перезагрузка ВАРМ/АРМ после установки ПО для его корректной работы</w:t>
-      </w:r>
-      <w:r>
-        <w:rPr>
-          <w:rFonts w:eastAsia="Times New Roman"/>
-          <w:kern w:val="0"/>
-          <w14:ligatures w14:val="none"/>
-        </w:rPr>
-        <w:t>.</w:t>
-      </w:r>
-    </w:p>
-    <w:p>
-      <w:pPr>
-        <w:rPr>
-          <w:rFonts w:eastAsia="Times New Roman"/>
-          <w:kern w:val="0"/>
-          <w14:ligatures w14:val="none"/>
-        </w:rPr>
-      </w:pPr>
-    </w:p>
-    <w:p>
-      <w:pPr>
-        <w:rPr>
-          <w:rFonts w:eastAsia="Times New Roman"/>
-          <w:kern w:val="0"/>
-          <w14:ligatures w14:val="none"/>
-        </w:rPr>
-      </w:pPr>
-    </w:p>
-    <w:p>
-      <w:pPr>
-        <w:rPr>
-          <w:rFonts w:eastAsia="Times New Roman"/>
-          <w:kern w:val="0"/>
-          <w14:ligatures w14:val="none"/>
-        </w:rPr>
-      </w:pPr>
-      <w:r>
-        <w:rPr>
-          <w:rFonts w:eastAsia="Times New Roman"/>
-          <w:kern w:val="0"/>
-          <w14:ligatures w14:val="none"/>
-        </w:rPr>
-        <w:t>Что делать при ошибке «Action Requires to Enable Access»/требуются обновления Windows, но обновления не находит?</w:t>
-      </w:r>
-    </w:p>
-    <w:p>
-      <w:pPr>
-        <w:rPr>
-          <w:rFonts w:eastAsia="Times New Roman"/>
-          <w:kern w:val="0"/>
-          <w14:ligatures w14:val="none"/>
-        </w:rPr>
-      </w:pPr>
-      <w:r>
-        <w:rPr>
-          <w:rFonts w:eastAsia="Times New Roman"/>
-          <w:kern w:val="0"/>
-          <w14:ligatures w14:val="none"/>
-        </w:rPr>
-        <w:t>Удалить последние обновления в журнале:</w:t>
-      </w:r>
-    </w:p>
-    <w:p>
-      <w:pPr>
-        <w:rPr>
-          <w:rFonts w:eastAsia="Times New Roman"/>
-          <w:kern w:val="0"/>
-          <w14:ligatures w14:val="none"/>
-        </w:rPr>
-      </w:pPr>
-      <w:r>
-        <w:rPr>
-          <w:rFonts w:eastAsia="Times New Roman"/>
-          <w:kern w:val="0"/>
-          <w14:ligatures w14:val="none"/>
-        </w:rPr>
-        <w:t xml:space="preserve">Выберите </w:t>
-      </w:r>
-      <w:r>
-        <w:rPr>
-          <w:rFonts w:eastAsia="Times New Roman"/>
-          <w:kern w:val="0"/>
-          <w14:ligatures w14:val="none"/>
-        </w:rPr>
-        <w:t>Пуск&gt;</w:t>
-      </w:r>
-      <w:r>
-        <w:rPr>
-          <w:rFonts w:eastAsia="Times New Roman"/>
-          <w:kern w:val="0"/>
-          <w14:ligatures w14:val="none"/>
-        </w:rPr>
-        <w:t xml:space="preserve"> Параметры&gt; Центр обновления Windows&gt; Журнал обновлений&gt; Удалить обновления.</w:t>
-      </w:r>
-    </w:p>
-    <w:p>
-      <w:pPr>
-        <w:rPr>
-          <w:rFonts w:eastAsia="Times New Roman"/>
-          <w:kern w:val="0"/>
-          <w14:ligatures w14:val="none"/>
-        </w:rPr>
-      </w:pPr>
-      <w:r>
-        <w:rPr>
-          <w:rFonts w:eastAsia="Times New Roman"/>
-          <w:kern w:val="0"/>
-          <w14:ligatures w14:val="none"/>
-        </w:rPr>
-        <w:t>Выберите обновление, которое необходимо удалить, и нажмите Удалить.</w:t>
-      </w:r>
-    </w:p>
-    <w:p>
-      <w:pPr>
-        <w:rPr>
-          <w:rFonts w:eastAsia="Times New Roman"/>
-          <w:kern w:val="0"/>
-          <w14:ligatures w14:val="none"/>
-        </w:rPr>
-      </w:pPr>
-      <w:r>
-        <w:rPr>
-          <w:rFonts w:eastAsia="Times New Roman"/>
-          <w:kern w:val="0"/>
-          <w14:ligatures w14:val="none"/>
-        </w:rPr>
-        <w:t>Повторите попытку подключения.</w:t>
-      </w:r>
-    </w:p>
-    <w:p>
-      <w:pPr>
-        <w:rPr>
-          <w:rFonts w:eastAsia="Times New Roman"/>
-          <w:kern w:val="0"/>
-          <w14:ligatures w14:val="none"/>
-        </w:rPr>
-      </w:pPr>
-    </w:p>
-    <w:p>
-      <w:pPr>
-        <w:rPr>
-          <w:rFonts w:eastAsia="Times New Roman"/>
-          <w:kern w:val="0"/>
-          <w14:ligatures w14:val="none"/>
-        </w:rPr>
-      </w:pPr>
-    </w:p>
-    <w:p>
-      <w:pPr>
-        <w:rPr>
-          <w:rFonts w:eastAsia="Times New Roman"/>
-          <w:kern w:val="0"/>
-          <w14:ligatures w14:val="none"/>
-        </w:rPr>
-      </w:pPr>
-      <w:r>
-        <w:rPr>
-          <w:rFonts w:eastAsia="Times New Roman"/>
-          <w:kern w:val="0"/>
-          <w14:ligatures w14:val="none"/>
-        </w:rPr>
-        <w:t>Что делать при ошибке Cannot complete your request?</w:t>
-      </w:r>
-    </w:p>
-    <w:p>
-      <w:pPr>
-        <w:rPr>
-          <w:rFonts w:eastAsia="Times New Roman"/>
-          <w:kern w:val="0"/>
-          <w14:ligatures w14:val="none"/>
-        </w:rPr>
-      </w:pPr>
-      <w:r>
-        <w:rPr>
-          <w:rFonts w:eastAsia="Times New Roman"/>
-          <w:kern w:val="0"/>
-          <w14:ligatures w14:val="none"/>
-        </w:rPr>
-        <w:t>Очистите кэш, перезапустите браузер и залогиньтесь снова.</w:t>
-      </w:r>
-    </w:p>
-    <w:p>
-      <w:pPr>
-        <w:rPr>
-          <w:rFonts w:eastAsia="Times New Roman"/>
-          <w:kern w:val="0"/>
-          <w14:ligatures w14:val="none"/>
-        </w:rPr>
-      </w:pPr>
-    </w:p>
-    <w:p>
-      <w:pPr>
-        <w:rPr>
-          <w:rFonts w:eastAsia="Times New Roman"/>
-          <w:kern w:val="0"/>
-          <w14:ligatures w14:val="none"/>
-        </w:rPr>
-      </w:pPr>
-    </w:p>
-    <w:p>
-      <w:pPr>
-        <w:rPr>
-          <w:rFonts w:eastAsia="Times New Roman"/>
-          <w:kern w:val="0"/>
-          <w14:ligatures w14:val="none"/>
-        </w:rPr>
-      </w:pPr>
-      <w:r>
-        <w:rPr>
-          <w:rFonts w:eastAsia="Times New Roman"/>
-          <w:kern w:val="0"/>
-          <w14:ligatures w14:val="none"/>
-        </w:rPr>
-        <w:t xml:space="preserve">Что делать при ошибке ваше устройство не зарегистрировано в системе </w:t>
-      </w:r>
-      <w:proofErr w:type="spellStart"/>
-      <w:r>
-        <w:rPr>
-          <w:rFonts w:eastAsia="Times New Roman"/>
-          <w:kern w:val="0"/>
-          <w14:ligatures w14:val="none"/>
-        </w:rPr>
-        <w:t>SberEMP</w:t>
-      </w:r>
-      <w:proofErr w:type="spellEnd"/>
-      <w:r>
-        <w:rPr>
-          <w:rFonts w:eastAsia="Times New Roman"/>
-          <w:kern w:val="0"/>
-          <w14:ligatures w14:val="none"/>
         </w:rPr>
         <w:t>?</w:t>
       </w:r>
@@ -1995,7 +1735,7 @@
 </file>
 
 <file path=word/numbering.xml><?xml version="1.0" encoding="utf-8"?>
-<w:numbering xmlns:wpc="http://schemas.microsoft.com/office/word/2010/wordprocessingCanvas" xmlns:cx="http://schemas.microsoft.com/office/drawing/2014/chartex" xmlns:cx1="http://schemas.microsoft.com/office/drawing/2015/9/8/chartex" xmlns:cx2="http://schemas.microsoft.com/office/drawing/2015/10/21/chartex" xmlns:cx3="http://schemas.microsoft.com/office/drawing/2016/5/9/chartex" xmlns:cx4="http://schemas.microsoft.com/office/drawing/2016/5/10/chartex" xmlns:cx5="http://schemas.microsoft.com/office/drawing/2016/5/11/chartex" xmlns:cx6="http://schemas.microsoft.com/office/drawing/2016/5/12/chartex" xmlns:cx7="http://schemas.microsoft.com/office/drawing/2016/5/13/chartex" xmlns:cx8="http://schemas.microsoft.com/office/drawing/2016/5/14/chartex" xmlns:mc="http://schemas.openxmlformats.org/markup-compatibility/2006" xmlns:aink="http://schemas.microsoft.com/office/drawing/2016/ink" xmlns:am3d="http://schemas.microsoft.com/office/drawing/2017/model3d" xmlns:o="urn:schemas-microsoft-com:office:office" xmlns:oel="http://schemas.microsoft.com/office/2019/extlst" xmlns:r="http://schemas.openxmlformats.org/officeDocument/2006/relationships" xmlns:m="http://schemas.openxmlformats.org/officeDocument/2006/math" xmlns:v="urn:schemas-microsoft-com:vml" xmlns:wp14="http://schemas.microsoft.com/office/word/2010/wordprocessingDrawing" xmlns:wp="http://schemas.openxmlformats.org/drawingml/2006/wordprocessingDrawing" xmlns:w10="urn:schemas-microsoft-com:office:word" xmlns:w="http://schemas.openxmlformats.org/wordprocessingml/2006/main" xmlns:w14="http://schemas.microsoft.com/office/word/2010/wordml" xmlns:w15="http://schemas.microsoft.com/office/word/2012/wordml" xmlns:w16cex="http://schemas.microsoft.com/office/word/2018/wordml/cex" xmlns:w16cid="http://schemas.microsoft.com/office/word/2016/wordml/cid" xmlns:w16="http://schemas.microsoft.com/office/word/2018/wordml" xmlns:w16du="http://schemas.microsoft.com/office/word/2023/wordml/word16du" xmlns:w16sdtdh="http://schemas.microsoft.com/office/word/2020/wordml/sdtdatahash" xmlns:w16sdtfl="http://schemas.microsoft.com/office/word/2024/wordml/sdtformatlock" xmlns:w16se="http://schemas.microsoft.com/office/word/2015/wordml/symex" xmlns:wpg="http://schemas.microsoft.com/office/word/2010/wordprocessingGroup" xmlns:wpi="http://schemas.microsoft.com/office/word/2010/wordprocessingInk" xmlns:wne="http://schemas.microsoft.com/office/word/2006/wordml" xmlns:wps="http://schemas.microsoft.com/office/word/2010/wordprocessingShape" mc:Ignorable="w14 w15 w16se w16cid w16 w16cex w16sdtdh w16sdtfl w16du wp14">
+<w:numbering xmlns:wpc="http://schemas.microsoft.com/office/word/2010/wordprocessingCanvas" xmlns:cx="http://schemas.microsoft.com/office/drawing/2014/chartex" xmlns:cx1="http://schemas.microsoft.com/office/drawing/2015/9/8/chartex" xmlns:cx2="http://schemas.microsoft.com/office/drawing/2015/10/21/chartex" xmlns:cx3="http://schemas.microsoft.com/office/drawing/2016/5/9/chartex" xmlns:cx4="http://schemas.microsoft.com/office/drawing/2016/5/10/chartex" xmlns:cx5="http://schemas.microsoft.com/office/drawing/2016/5/11/chartex" xmlns:cx6="http://schemas.microsoft.com/office/drawing/2016/5/12/chartex" xmlns:cx7="http://schemas.microsoft.com/office/drawing/2016/5/13/chartex" xmlns:cx8="http://schemas.microsoft.com/office/drawing/2016/5/14/chartex" xmlns:mc="http://schemas.openxmlformats.org/markup-compatibility/2006" xmlns:aink="http://schemas.microsoft.com/office/drawing/2016/ink" xmlns:am3d="http://schemas.microsoft.com/office/drawing/2017/model3d" xmlns:o="urn:schemas-microsoft-com:office:office" xmlns:oel="http://schemas.microsoft.com/office/2019/extlst" xmlns:r="http://schemas.openxmlformats.org/officeDocument/2006/relationships" xmlns:m="http://schemas.openxmlformats.org/officeDocument/2006/math" xmlns:v="urn:schemas-microsoft-com:vml" xmlns:wp14="http://schemas.microsoft.com/office/word/2010/wordprocessingDrawing" xmlns:wp="http://schemas.openxmlformats.org/drawingml/2006/wordprocessingDrawing" xmlns:w10="urn:schemas-microsoft-com:office:word" xmlns:w="http://schemas.openxmlformats.org/wordprocessingml/2006/main" xmlns:w14="http://schemas.microsoft.com/office/word/2010/wordml" xmlns:w15="http://schemas.microsoft.com/office/word/2012/wordml" xmlns:w16cex="http://schemas.microsoft.com/office/word/2018/wordml/cex" xmlns:w16cid="http://schemas.microsoft.com/office/word/2016/wordml/cid" xmlns:w16="http://schemas.microsoft.com/office/word/2018/wordml" xmlns:w16du="http://schemas.microsoft.com/office/word/2023/wordml/word16du" xmlns:w16sdtdh="http://schemas.microsoft.com/office/word/2020/wordml/sdtdatahash" xmlns:w16se="http://schemas.microsoft.com/office/word/2015/wordml/symex" xmlns:wpg="http://schemas.microsoft.com/office/word/2010/wordprocessingGroup" xmlns:wpi="http://schemas.microsoft.com/office/word/2010/wordprocessingInk" xmlns:wne="http://schemas.microsoft.com/office/word/2006/wordml" xmlns:wps="http://schemas.microsoft.com/office/word/2010/wordprocessingShape" mc:Ignorable="w14 w15 w16se w16cid w16 w16cex w16sdtdh w16du wp14">
   <w:abstractNum w:abstractNumId="0" w15:restartNumberingAfterBreak="0">
     <w:nsid w:val="00000001"/>
     <w:multiLevelType w:val="hybridMultilevel"/>
@@ -3876,7 +3616,7 @@
 </file>
 
 <file path=word/styles.xml><?xml version="1.0" encoding="utf-8"?>
-<w:styles xmlns:mc="http://schemas.openxmlformats.org/markup-compatibility/2006" xmlns:r="http://schemas.openxmlformats.org/officeDocument/2006/relationships" xmlns:w="http://schemas.openxmlformats.org/wordprocessingml/2006/main" xmlns:w14="http://schemas.microsoft.com/office/word/2010/wordml" xmlns:w15="http://schemas.microsoft.com/office/word/2012/wordml" xmlns:w16cex="http://schemas.microsoft.com/office/word/2018/wordml/cex" xmlns:w16cid="http://schemas.microsoft.com/office/word/2016/wordml/cid" xmlns:w16="http://schemas.microsoft.com/office/word/2018/wordml" xmlns:w16du="http://schemas.microsoft.com/office/word/2023/wordml/word16du" xmlns:w16sdtdh="http://schemas.microsoft.com/office/word/2020/wordml/sdtdatahash" xmlns:w16sdtfl="http://schemas.microsoft.com/office/word/2024/wordml/sdtformatlock" xmlns:w16se="http://schemas.microsoft.com/office/word/2015/wordml/symex" mc:Ignorable="w14 w15 w16se w16cid w16 w16cex w16sdtdh w16sdtfl w16du">
+<w:styles xmlns:mc="http://schemas.openxmlformats.org/markup-compatibility/2006" xmlns:r="http://schemas.openxmlformats.org/officeDocument/2006/relationships" xmlns:w="http://schemas.openxmlformats.org/wordprocessingml/2006/main" xmlns:w14="http://schemas.microsoft.com/office/word/2010/wordml" xmlns:w15="http://schemas.microsoft.com/office/word/2012/wordml" xmlns:w16cex="http://schemas.microsoft.com/office/word/2018/wordml/cex" xmlns:w16cid="http://schemas.microsoft.com/office/word/2016/wordml/cid" xmlns:w16="http://schemas.microsoft.com/office/word/2018/wordml" xmlns:w16du="http://schemas.microsoft.com/office/word/2023/wordml/word16du" xmlns:w16sdtdh="http://schemas.microsoft.com/office/word/2020/wordml/sdtdatahash" xmlns:w16se="http://schemas.microsoft.com/office/word/2015/wordml/symex" mc:Ignorable="w14 w15 w16se w16cid w16 w16cex w16sdtdh w16du">
   <w:docDefaults>
     <w:rPrDefault>
       <w:rPr>
